--- a/Tyler/Android/Tyler_Roberts.docx
+++ b/Tyler/Android/Tyler_Roberts.docx
@@ -44,7 +44,7 @@
           <w:sz w:val="19"/>
           <w:szCs w:val="19"/>
         </w:rPr>
-        <w:t>tylerroberts.dev@oudook.com | linkedin.com/in/tyler-roberts-3b839b3a9/ | Florida, United States | +1 (321) 376-7095</w:t>
+        <w:t>tylerrdev@outlook.com | linkedin.com/in/tyler-roberts-76a8193b2/ | Florida, United States | +1 (321) 376-7095</w:t>
       </w:r>
     </w:p>
     <w:p>
@@ -229,7 +229,14 @@
         <w:rPr>
           <w:rFonts w:ascii="Arial" w:hAnsi="Arial" w:cs="Arial"/>
         </w:rPr>
-        <w:t xml:space="preserve">. Known for improving </w:t>
+        <w:t xml:space="preserve">. </w:t>
+      </w:r>
+      <w:proofErr w:type="gramStart"/>
+      <w:r>
+        <w:rPr>
+          <w:rFonts w:ascii="Arial" w:hAnsi="Arial" w:cs="Arial"/>
+        </w:rPr>
+        <w:t xml:space="preserve">Known for improving </w:t>
       </w:r>
       <w:r>
         <w:rPr>
@@ -255,7 +262,21 @@
         <w:rPr>
           <w:rFonts w:ascii="Arial" w:hAnsi="Arial" w:cs="Arial"/>
         </w:rPr>
-        <w:t xml:space="preserve"> (startup time, scrolling, crash-free sessions) through disciplined profiling, reliable networking patterns, and measurable telemetry. Comfortable owning the full lifecycle from discovery and technical design through </w:t>
+        <w:t xml:space="preserve"> (startup time, scrolling, crash-free sessions) through disciplined profiling, reliable networking patterns, and measurable telemetry.</w:t>
+      </w:r>
+      <w:proofErr w:type="gramEnd"/>
+      <w:r>
+        <w:rPr>
+          <w:rFonts w:ascii="Arial" w:hAnsi="Arial" w:cs="Arial"/>
+        </w:rPr>
+        <w:t xml:space="preserve"> </w:t>
+      </w:r>
+      <w:proofErr w:type="gramStart"/>
+      <w:r>
+        <w:rPr>
+          <w:rFonts w:ascii="Arial" w:hAnsi="Arial" w:cs="Arial"/>
+        </w:rPr>
+        <w:t xml:space="preserve">Comfortable owning the full lifecycle from discovery and technical design through </w:t>
       </w:r>
       <w:r>
         <w:rPr>
@@ -283,6 +304,7 @@
         </w:rPr>
         <w:t>, incident response, and post-release hardening.</w:t>
       </w:r>
+      <w:proofErr w:type="gramEnd"/>
     </w:p>
     <w:p>
       <w:pPr>
@@ -1385,6 +1407,7 @@
           <w:sz w:val="20"/>
         </w:rPr>
       </w:pPr>
+      <w:proofErr w:type="gramStart"/>
       <w:r>
         <w:rPr>
           <w:rFonts w:ascii="Arial" w:hAnsi="Arial" w:cs="Arial"/>
@@ -1405,7 +1428,15 @@
           <w:rFonts w:ascii="Arial" w:hAnsi="Arial" w:cs="Arial"/>
           <w:sz w:val="20"/>
         </w:rPr>
-        <w:t xml:space="preserve"> constraints, idempotent execution, and safe retries to stabilize battery/network usage while protecting backend capacity.</w:t>
+        <w:t xml:space="preserve"> constraints, idempotent execution, and safe retries</w:t>
+      </w:r>
+      <w:proofErr w:type="gramEnd"/>
+      <w:r>
+        <w:rPr>
+          <w:rFonts w:ascii="Arial" w:hAnsi="Arial" w:cs="Arial"/>
+          <w:sz w:val="20"/>
+        </w:rPr>
+        <w:t xml:space="preserve"> to stabilize battery/network usage while protecting backend capacity.</w:t>
       </w:r>
     </w:p>
     <w:p>
@@ -2303,7 +2334,23 @@
           <w:rFonts w:ascii="Arial" w:hAnsi="Arial" w:cs="Arial"/>
           <w:sz w:val="20"/>
         </w:rPr>
-        <w:t xml:space="preserve"> services (API Gateway, Lambda, S3) and monitoring via </w:t>
+        <w:t xml:space="preserve"> services (API Gateway, Lambda, </w:t>
+      </w:r>
+      <w:proofErr w:type="gramStart"/>
+      <w:r>
+        <w:rPr>
+          <w:rFonts w:ascii="Arial" w:hAnsi="Arial" w:cs="Arial"/>
+          <w:sz w:val="20"/>
+        </w:rPr>
+        <w:t>S3</w:t>
+      </w:r>
+      <w:proofErr w:type="gramEnd"/>
+      <w:r>
+        <w:rPr>
+          <w:rFonts w:ascii="Arial" w:hAnsi="Arial" w:cs="Arial"/>
+          <w:sz w:val="20"/>
+        </w:rPr>
+        <w:t xml:space="preserve">) and monitoring via </w:t>
       </w:r>
       <w:r>
         <w:rPr>
@@ -2382,6 +2429,7 @@
       </w:r>
     </w:p>
     <w:p>
+      <w:proofErr w:type="gramStart"/>
       <w:r>
         <w:rPr>
           <w:rFonts w:ascii="Arial" w:eastAsia="Arial" w:hAnsi="Arial" w:cs="Arial"/>
@@ -2393,6 +2441,7 @@
         </w:rPr>
         <w:t>Centric Tech Inc.</w:t>
       </w:r>
+      <w:proofErr w:type="gramEnd"/>
     </w:p>
     <w:p>
       <w:r>

--- a/Tyler/Android/Tyler_Roberts.docx
+++ b/Tyler/Android/Tyler_Roberts.docx
@@ -14,8 +14,20 @@
           <w:sz w:val="52"/>
           <w:szCs w:val="52"/>
         </w:rPr>
-        <w:t>TYLER ROBERTS</w:t>
-      </w:r>
+        <w:t>T</w:t>
+      </w:r>
+      <w:r>
+        <w:rPr>
+          <w:b/>
+          <w:bCs/>
+          <w:color w:val="111111"/>
+          <w:sz w:val="52"/>
+          <w:szCs w:val="52"/>
+        </w:rPr>
+        <w:t>yler Roberts</w:t>
+      </w:r>
+      <w:bookmarkStart w:id="0" w:name="_GoBack"/>
+      <w:bookmarkEnd w:id="0"/>
     </w:p>
     <w:p>
       <w:pPr>
@@ -32,6 +44,41 @@
         </w:rPr>
         <w:t>Senior Software Engineer</w:t>
       </w:r>
+      <w:r>
+        <w:rPr>
+          <w:rFonts w:ascii="Arial" w:eastAsia="Arial" w:hAnsi="Arial" w:cs="Arial"/>
+          <w:b/>
+          <w:bCs/>
+          <w:color w:val="6F8F6B"/>
+          <w:sz w:val="22"/>
+          <w:szCs w:val="22"/>
+        </w:rPr>
+        <w:t xml:space="preserve"> </w:t>
+      </w:r>
+      <w:proofErr w:type="gramStart"/>
+      <w:r>
+        <w:rPr>
+          <w:rFonts w:ascii="Arial" w:eastAsia="Arial" w:hAnsi="Arial" w:cs="Arial"/>
+          <w:b/>
+          <w:bCs/>
+          <w:color w:val="6F8F6B"/>
+          <w:sz w:val="22"/>
+          <w:szCs w:val="22"/>
+        </w:rPr>
+        <w:t>-  Android</w:t>
+      </w:r>
+      <w:proofErr w:type="gramEnd"/>
+      <w:r>
+        <w:rPr>
+          <w:rFonts w:ascii="Arial" w:eastAsia="Arial" w:hAnsi="Arial" w:cs="Arial"/>
+          <w:b/>
+          <w:bCs/>
+          <w:color w:val="6F8F6B"/>
+          <w:sz w:val="22"/>
+          <w:szCs w:val="22"/>
+        </w:rPr>
+        <w:t>/Java/Kotlin</w:t>
+      </w:r>
     </w:p>
     <w:p>
       <w:pPr>
@@ -44,7 +91,34 @@
           <w:sz w:val="19"/>
           <w:szCs w:val="19"/>
         </w:rPr>
-        <w:t>tylerrdev@outlook.com | linkedin.com/in/tyler-roberts-76a8193b2/ | Florida, United States | +1 (321) 376-7095</w:t>
+        <w:t>tylerrobertsdev@outlook.com</w:t>
+      </w:r>
+      <w:r>
+        <w:rPr>
+          <w:rFonts w:ascii="Arial" w:eastAsia="Arial" w:hAnsi="Arial" w:cs="Arial"/>
+          <w:color w:val="4B5563"/>
+          <w:sz w:val="19"/>
+          <w:szCs w:val="19"/>
+        </w:rPr>
+        <w:t xml:space="preserve"> | </w:t>
+      </w:r>
+      <w:r>
+        <w:rPr>
+          <w:rFonts w:ascii="Arial" w:eastAsia="Arial" w:hAnsi="Arial" w:cs="Arial"/>
+          <w:color w:val="4B5563"/>
+          <w:sz w:val="19"/>
+          <w:szCs w:val="19"/>
+        </w:rPr>
+        <w:t>linkedin.com/in/tyler-roberts-1454473b4</w:t>
+      </w:r>
+      <w:r>
+        <w:rPr>
+          <w:rFonts w:ascii="Arial" w:eastAsia="Arial" w:hAnsi="Arial" w:cs="Arial"/>
+          <w:color w:val="4B5563"/>
+          <w:sz w:val="19"/>
+          <w:szCs w:val="19"/>
+        </w:rPr>
+        <w:t xml:space="preserve"> | Florida, United States | +1 (321) 376-7095</w:t>
       </w:r>
     </w:p>
     <w:p>
@@ -54,8 +128,6 @@
         </w:pBdr>
         <w:spacing w:before="120" w:after="80"/>
       </w:pPr>
-      <w:bookmarkStart w:id="0" w:name="_GoBack"/>
-      <w:bookmarkEnd w:id="0"/>
       <w:r>
         <w:rPr>
           <w:b/>
@@ -73,236 +145,118 @@
         <w:jc w:val="both"/>
         <w:rPr>
           <w:rFonts w:ascii="Arial" w:hAnsi="Arial" w:cs="Arial"/>
-        </w:rPr>
-      </w:pPr>
-      <w:r>
-        <w:rPr>
-          <w:rStyle w:val="Strong"/>
-          <w:rFonts w:ascii="Arial" w:hAnsi="Arial" w:cs="Arial"/>
-        </w:rPr>
-        <w:t>Senior Software Engineer</w:t>
-      </w:r>
-      <w:r>
-        <w:rPr>
-          <w:rFonts w:ascii="Arial" w:hAnsi="Arial" w:cs="Arial"/>
-        </w:rPr>
-        <w:t xml:space="preserve"> with </w:t>
-      </w:r>
-      <w:r>
-        <w:rPr>
-          <w:rStyle w:val="Strong"/>
-          <w:rFonts w:ascii="Arial" w:hAnsi="Arial" w:cs="Arial"/>
-        </w:rPr>
-        <w:t>9+ years</w:t>
-      </w:r>
-      <w:r>
-        <w:rPr>
-          <w:rFonts w:ascii="Arial" w:hAnsi="Arial" w:cs="Arial"/>
-        </w:rPr>
-        <w:t xml:space="preserve"> building and owning </w:t>
-      </w:r>
-      <w:r>
-        <w:rPr>
-          <w:rStyle w:val="Strong"/>
-          <w:rFonts w:ascii="Arial" w:hAnsi="Arial" w:cs="Arial"/>
-        </w:rPr>
-        <w:t>Android</w:t>
-      </w:r>
-      <w:r>
-        <w:rPr>
-          <w:rFonts w:ascii="Arial" w:hAnsi="Arial" w:cs="Arial"/>
-        </w:rPr>
-        <w:t xml:space="preserve"> and cloud-connected mobile products with </w:t>
-      </w:r>
-      <w:r>
-        <w:rPr>
-          <w:rStyle w:val="Strong"/>
-          <w:rFonts w:ascii="Arial" w:hAnsi="Arial" w:cs="Arial"/>
-        </w:rPr>
-        <w:t>Kotlin/Java</w:t>
-      </w:r>
-      <w:r>
-        <w:rPr>
-          <w:rFonts w:ascii="Arial" w:hAnsi="Arial" w:cs="Arial"/>
+          <w:sz w:val="22"/>
+        </w:rPr>
+      </w:pPr>
+      <w:r>
+        <w:rPr>
+          <w:sz w:val="22"/>
+        </w:rPr>
+        <w:t xml:space="preserve">Senior Android Engineer with 10+ years building consumer and business mobile products across </w:t>
+      </w:r>
+      <w:proofErr w:type="spellStart"/>
+      <w:r>
+        <w:rPr>
+          <w:rStyle w:val="Strong"/>
+          <w:sz w:val="22"/>
+        </w:rPr>
+        <w:t>SaaS</w:t>
+      </w:r>
+      <w:proofErr w:type="spellEnd"/>
+      <w:r>
+        <w:rPr>
+          <w:rStyle w:val="Strong"/>
+          <w:sz w:val="22"/>
+        </w:rPr>
+        <w:t>, marketplace, on-demand service, and data-driven platform</w:t>
+      </w:r>
+      <w:r>
+        <w:rPr>
+          <w:sz w:val="22"/>
+        </w:rPr>
+        <w:t xml:space="preserve"> environments, specializing in </w:t>
+      </w:r>
+      <w:r>
+        <w:rPr>
+          <w:rStyle w:val="Strong"/>
+          <w:sz w:val="22"/>
+        </w:rPr>
+        <w:t>Android SDK</w:t>
+      </w:r>
+      <w:r>
+        <w:rPr>
+          <w:sz w:val="22"/>
         </w:rPr>
         <w:t xml:space="preserve">, </w:t>
       </w:r>
       <w:r>
         <w:rPr>
           <w:rStyle w:val="Strong"/>
-          <w:rFonts w:ascii="Arial" w:hAnsi="Arial" w:cs="Arial"/>
-        </w:rPr>
-        <w:t>Jetpack</w:t>
-      </w:r>
-      <w:r>
-        <w:rPr>
-          <w:rFonts w:ascii="Arial" w:hAnsi="Arial" w:cs="Arial"/>
-        </w:rPr>
-        <w:t xml:space="preserve">, and </w:t>
-      </w:r>
-      <w:r>
-        <w:rPr>
-          <w:rStyle w:val="Strong"/>
-          <w:rFonts w:ascii="Arial" w:hAnsi="Arial" w:cs="Arial"/>
-        </w:rPr>
-        <w:t>API-driven</w:t>
-      </w:r>
-      <w:r>
-        <w:rPr>
-          <w:rFonts w:ascii="Arial" w:hAnsi="Arial" w:cs="Arial"/>
-        </w:rPr>
-        <w:t xml:space="preserve"> architectures. Strong track record delivering </w:t>
-      </w:r>
-      <w:r>
-        <w:rPr>
-          <w:rStyle w:val="Strong"/>
-          <w:rFonts w:ascii="Arial" w:hAnsi="Arial" w:cs="Arial"/>
-        </w:rPr>
-        <w:t>offline-first</w:t>
-      </w:r>
-      <w:r>
-        <w:rPr>
-          <w:rFonts w:ascii="Arial" w:hAnsi="Arial" w:cs="Arial"/>
-        </w:rPr>
-        <w:t xml:space="preserve"> workflows, </w:t>
-      </w:r>
-      <w:r>
-        <w:rPr>
-          <w:rStyle w:val="Strong"/>
-          <w:rFonts w:ascii="Arial" w:hAnsi="Arial" w:cs="Arial"/>
-        </w:rPr>
-        <w:t>secure authentication</w:t>
-      </w:r>
-      <w:r>
-        <w:rPr>
-          <w:rFonts w:ascii="Arial" w:hAnsi="Arial" w:cs="Arial"/>
-        </w:rPr>
-        <w:t xml:space="preserve">, and </w:t>
-      </w:r>
-      <w:r>
-        <w:rPr>
-          <w:rStyle w:val="Strong"/>
-          <w:rFonts w:ascii="Arial" w:hAnsi="Arial" w:cs="Arial"/>
-        </w:rPr>
-        <w:t>real-time sync</w:t>
-      </w:r>
-      <w:r>
-        <w:rPr>
-          <w:rFonts w:ascii="Arial" w:hAnsi="Arial" w:cs="Arial"/>
-        </w:rPr>
-        <w:t xml:space="preserve"> backed by </w:t>
-      </w:r>
-      <w:r>
-        <w:rPr>
-          <w:rStyle w:val="Strong"/>
-          <w:rFonts w:ascii="Arial" w:hAnsi="Arial" w:cs="Arial"/>
-        </w:rPr>
-        <w:t>REST services</w:t>
-      </w:r>
-      <w:r>
-        <w:rPr>
-          <w:rFonts w:ascii="Arial" w:hAnsi="Arial" w:cs="Arial"/>
+          <w:sz w:val="22"/>
+        </w:rPr>
+        <w:t>Java 8–11</w:t>
+      </w:r>
+      <w:r>
+        <w:rPr>
+          <w:sz w:val="22"/>
         </w:rPr>
         <w:t xml:space="preserve">, </w:t>
       </w:r>
-      <w:r>
-        <w:rPr>
-          <w:rStyle w:val="Strong"/>
-          <w:rFonts w:ascii="Arial" w:hAnsi="Arial" w:cs="Arial"/>
-        </w:rPr>
-        <w:t>event-driven</w:t>
-      </w:r>
-      <w:r>
-        <w:rPr>
-          <w:rFonts w:ascii="Arial" w:hAnsi="Arial" w:cs="Arial"/>
-        </w:rPr>
-        <w:t xml:space="preserve"> pipelines, and production-grade </w:t>
-      </w:r>
-      <w:r>
-        <w:rPr>
-          <w:rStyle w:val="Strong"/>
-          <w:rFonts w:ascii="Arial" w:hAnsi="Arial" w:cs="Arial"/>
-        </w:rPr>
-        <w:t>observability</w:t>
-      </w:r>
-      <w:r>
-        <w:rPr>
-          <w:rFonts w:ascii="Arial" w:hAnsi="Arial" w:cs="Arial"/>
-        </w:rPr>
-        <w:t xml:space="preserve">. </w:t>
+      <w:proofErr w:type="spellStart"/>
+      <w:r>
+        <w:rPr>
+          <w:rStyle w:val="Strong"/>
+          <w:sz w:val="22"/>
+        </w:rPr>
+        <w:t>Kotlin</w:t>
+      </w:r>
+      <w:proofErr w:type="spellEnd"/>
+      <w:r>
+        <w:rPr>
+          <w:rStyle w:val="Strong"/>
+          <w:sz w:val="22"/>
+        </w:rPr>
+        <w:t xml:space="preserve"> 1.4–1.9</w:t>
+      </w:r>
+      <w:r>
+        <w:rPr>
+          <w:sz w:val="22"/>
+        </w:rPr>
+        <w:t xml:space="preserve">, and scalable mobile architecture that stays reliable under real production traffic. Strong history of modernizing legacy Java codebases into </w:t>
+      </w:r>
+      <w:proofErr w:type="spellStart"/>
+      <w:r>
+        <w:rPr>
+          <w:sz w:val="22"/>
+        </w:rPr>
+        <w:t>Kotlin</w:t>
+      </w:r>
+      <w:proofErr w:type="spellEnd"/>
+      <w:r>
+        <w:rPr>
+          <w:sz w:val="22"/>
+        </w:rPr>
+        <w:t xml:space="preserve">-first apps, improving crash stability, release quality, and delivery speed through </w:t>
+      </w:r>
+      <w:r>
+        <w:rPr>
+          <w:rStyle w:val="Strong"/>
+          <w:sz w:val="22"/>
+        </w:rPr>
+        <w:t>MVVM</w:t>
+      </w:r>
+      <w:r>
+        <w:rPr>
+          <w:sz w:val="22"/>
+        </w:rPr>
+        <w:t xml:space="preserve">, modularization, offline caching, API contract hardening, and CI/CD automation. </w:t>
       </w:r>
       <w:proofErr w:type="gramStart"/>
       <w:r>
         <w:rPr>
-          <w:rFonts w:ascii="Arial" w:hAnsi="Arial" w:cs="Arial"/>
-        </w:rPr>
-        <w:t xml:space="preserve">Known for improving </w:t>
-      </w:r>
-      <w:r>
-        <w:rPr>
-          <w:rStyle w:val="Strong"/>
-          <w:rFonts w:ascii="Arial" w:hAnsi="Arial" w:cs="Arial"/>
-        </w:rPr>
-        <w:t>performance</w:t>
-      </w:r>
-      <w:r>
-        <w:rPr>
-          <w:rFonts w:ascii="Arial" w:hAnsi="Arial" w:cs="Arial"/>
-        </w:rPr>
-        <w:t xml:space="preserve"> and </w:t>
-      </w:r>
-      <w:r>
-        <w:rPr>
-          <w:rStyle w:val="Strong"/>
-          <w:rFonts w:ascii="Arial" w:hAnsi="Arial" w:cs="Arial"/>
-        </w:rPr>
-        <w:t>stability</w:t>
-      </w:r>
-      <w:r>
-        <w:rPr>
-          <w:rFonts w:ascii="Arial" w:hAnsi="Arial" w:cs="Arial"/>
-        </w:rPr>
-        <w:t xml:space="preserve"> (startup time, scrolling, crash-free sessions) through disciplined profiling, reliable networking patterns, and measurable telemetry.</w:t>
-      </w:r>
-      <w:proofErr w:type="gramEnd"/>
-      <w:r>
-        <w:rPr>
-          <w:rFonts w:ascii="Arial" w:hAnsi="Arial" w:cs="Arial"/>
-        </w:rPr>
-        <w:t xml:space="preserve"> </w:t>
-      </w:r>
-      <w:proofErr w:type="gramStart"/>
-      <w:r>
-        <w:rPr>
-          <w:rFonts w:ascii="Arial" w:hAnsi="Arial" w:cs="Arial"/>
-        </w:rPr>
-        <w:t xml:space="preserve">Comfortable owning the full lifecycle from discovery and technical design through </w:t>
-      </w:r>
-      <w:r>
-        <w:rPr>
-          <w:rStyle w:val="Strong"/>
-          <w:rFonts w:ascii="Arial" w:hAnsi="Arial" w:cs="Arial"/>
-        </w:rPr>
-        <w:t>Play Console</w:t>
-      </w:r>
-      <w:r>
-        <w:rPr>
-          <w:rFonts w:ascii="Arial" w:hAnsi="Arial" w:cs="Arial"/>
-        </w:rPr>
-        <w:t xml:space="preserve"> delivery, </w:t>
-      </w:r>
-      <w:r>
-        <w:rPr>
-          <w:rStyle w:val="Strong"/>
-          <w:rFonts w:ascii="Arial" w:hAnsi="Arial" w:cs="Arial"/>
-        </w:rPr>
-        <w:t>CI/CD</w:t>
-      </w:r>
-      <w:r>
-        <w:rPr>
-          <w:rFonts w:ascii="Arial" w:hAnsi="Arial" w:cs="Arial"/>
-        </w:rPr>
-        <w:t>, incident response, and post-release hardening.</w:t>
+          <w:sz w:val="22"/>
+        </w:rPr>
+        <w:t>Known for solving difficult UI, performance, and device-fragmentation issues while shipping features that improved retention, store ratings, and operational supportability.</w:t>
       </w:r>
       <w:proofErr w:type="gramEnd"/>
     </w:p>
@@ -326,726 +280,556 @@
     </w:p>
     <w:p>
       <w:pPr>
-        <w:pStyle w:val="ListParagraph"/>
+        <w:pStyle w:val="NormalWeb"/>
         <w:numPr>
           <w:ilvl w:val="0"/>
-          <w:numId w:val="2"/>
+          <w:numId w:val="15"/>
         </w:numPr>
-        <w:spacing w:after="80"/>
+        <w:spacing w:before="0" w:beforeAutospacing="0" w:after="0" w:afterAutospacing="0"/>
         <w:jc w:val="both"/>
         <w:rPr>
-          <w:rFonts w:ascii="Arial" w:hAnsi="Arial" w:cs="Arial"/>
-        </w:rPr>
-      </w:pPr>
-      <w:r>
-        <w:rPr>
-          <w:rStyle w:val="Strong"/>
-          <w:rFonts w:ascii="Arial" w:hAnsi="Arial" w:cs="Arial"/>
-        </w:rPr>
-        <w:t>Mobile / Android</w:t>
-      </w:r>
-      <w:r>
-        <w:rPr>
-          <w:rFonts w:ascii="Arial" w:hAnsi="Arial" w:cs="Arial"/>
-        </w:rPr>
-        <w:t xml:space="preserve"> — Android SDK, </w:t>
-      </w:r>
-      <w:r>
-        <w:rPr>
-          <w:rStyle w:val="Strong"/>
-          <w:rFonts w:ascii="Arial" w:hAnsi="Arial" w:cs="Arial"/>
+          <w:sz w:val="22"/>
+        </w:rPr>
+      </w:pPr>
+      <w:r>
+        <w:rPr>
+          <w:rStyle w:val="Strong"/>
+          <w:sz w:val="22"/>
+        </w:rPr>
+        <w:t>Mobile Development</w:t>
+      </w:r>
+      <w:r>
+        <w:rPr>
+          <w:sz w:val="22"/>
+        </w:rPr>
+        <w:t xml:space="preserve"> — </w:t>
+      </w:r>
+      <w:r>
+        <w:rPr>
+          <w:rStyle w:val="Strong"/>
+          <w:sz w:val="22"/>
+        </w:rPr>
+        <w:t>Android SDK</w:t>
+      </w:r>
+      <w:r>
+        <w:rPr>
+          <w:sz w:val="22"/>
+        </w:rPr>
+        <w:t xml:space="preserve">, </w:t>
+      </w:r>
+      <w:r>
+        <w:rPr>
+          <w:rStyle w:val="Strong"/>
+          <w:sz w:val="22"/>
+        </w:rPr>
+        <w:t>Java 8–11</w:t>
+      </w:r>
+      <w:r>
+        <w:rPr>
+          <w:sz w:val="22"/>
+        </w:rPr>
+        <w:t xml:space="preserve">, </w:t>
+      </w:r>
+      <w:proofErr w:type="spellStart"/>
+      <w:r>
+        <w:rPr>
+          <w:rStyle w:val="Strong"/>
+          <w:sz w:val="22"/>
         </w:rPr>
         <w:t>Kotlin</w:t>
       </w:r>
-      <w:r>
-        <w:rPr>
-          <w:rFonts w:ascii="Arial" w:hAnsi="Arial" w:cs="Arial"/>
+      <w:proofErr w:type="spellEnd"/>
+      <w:r>
+        <w:rPr>
+          <w:rStyle w:val="Strong"/>
+          <w:sz w:val="22"/>
+        </w:rPr>
+        <w:t xml:space="preserve"> 1.4–1.9</w:t>
+      </w:r>
+      <w:r>
+        <w:rPr>
+          <w:sz w:val="22"/>
+        </w:rPr>
+        <w:t xml:space="preserve">, XML layouts, Jetpack libraries, </w:t>
+      </w:r>
+      <w:proofErr w:type="spellStart"/>
+      <w:r>
+        <w:rPr>
+          <w:rStyle w:val="Strong"/>
+          <w:sz w:val="22"/>
+        </w:rPr>
+        <w:t>AndroidX</w:t>
+      </w:r>
+      <w:proofErr w:type="spellEnd"/>
+      <w:r>
+        <w:rPr>
+          <w:sz w:val="22"/>
         </w:rPr>
         <w:t xml:space="preserve">, </w:t>
       </w:r>
       <w:r>
         <w:rPr>
           <w:rStyle w:val="Strong"/>
-          <w:rFonts w:ascii="Arial" w:hAnsi="Arial" w:cs="Arial"/>
-        </w:rPr>
-        <w:t>Java</w:t>
-      </w:r>
-      <w:r>
-        <w:rPr>
-          <w:rFonts w:ascii="Arial" w:hAnsi="Arial" w:cs="Arial"/>
-        </w:rPr>
-        <w:t>, Jetpack Compose, AndroidX, Coroutines, Flow, Lifecycle, ViewModel, LiveData, Navigation, Room, WorkManager, DataStore, Paging, Hilt, Dagger, Modularization (multi-module), Deep Links / App Links, ProGuard / R8, Gradle, Accessibility, i18n/l10n, MVVM, Clean Architecture, Repository Pattern, Use-Case Driven Design, Offline-First, Caching, Background Processing, Feature Flags, A/B Instrumentation</w:t>
-      </w:r>
-    </w:p>
-    <w:p>
-      <w:pPr>
-        <w:pStyle w:val="ListParagraph"/>
+          <w:sz w:val="22"/>
+        </w:rPr>
+        <w:t>Material Design</w:t>
+      </w:r>
+      <w:r>
+        <w:rPr>
+          <w:sz w:val="22"/>
+        </w:rPr>
+        <w:t>, multi-module Android architecture, custom views, deep linking, background processing, push notifications, accessibility, app performance tuning</w:t>
+      </w:r>
+    </w:p>
+    <w:p>
+      <w:pPr>
+        <w:pStyle w:val="NormalWeb"/>
         <w:numPr>
           <w:ilvl w:val="0"/>
-          <w:numId w:val="2"/>
+          <w:numId w:val="15"/>
         </w:numPr>
-        <w:spacing w:after="80"/>
+        <w:spacing w:before="0" w:beforeAutospacing="0" w:after="0" w:afterAutospacing="0"/>
         <w:jc w:val="both"/>
         <w:rPr>
-          <w:rFonts w:ascii="Arial" w:hAnsi="Arial" w:cs="Arial"/>
-        </w:rPr>
-      </w:pPr>
-      <w:r>
-        <w:rPr>
-          <w:rStyle w:val="Strong"/>
-          <w:rFonts w:ascii="Arial" w:hAnsi="Arial" w:cs="Arial"/>
-        </w:rPr>
-        <w:t>Networking &amp; Integrations</w:t>
-      </w:r>
-      <w:r>
-        <w:rPr>
-          <w:rFonts w:ascii="Arial" w:hAnsi="Arial" w:cs="Arial"/>
-        </w:rPr>
-        <w:t xml:space="preserve"> — Retrofit, OkHttp, Moshi, Gson, WebSockets / Real-Time Updates, GraphQL Consumption, Resilient Networking (retries, backoff, idempotency), API Authentication (</w:t>
-      </w:r>
-      <w:r>
-        <w:rPr>
-          <w:rStyle w:val="Strong"/>
-          <w:rFonts w:ascii="Arial" w:hAnsi="Arial" w:cs="Arial"/>
-        </w:rPr>
-        <w:t>OAuth2/JWT patterns</w:t>
-      </w:r>
-      <w:r>
-        <w:rPr>
-          <w:rFonts w:ascii="Arial" w:hAnsi="Arial" w:cs="Arial"/>
-        </w:rPr>
-        <w:t>)</w:t>
-      </w:r>
-    </w:p>
-    <w:p>
-      <w:pPr>
-        <w:pStyle w:val="ListParagraph"/>
+          <w:sz w:val="22"/>
+        </w:rPr>
+      </w:pPr>
+      <w:r>
+        <w:rPr>
+          <w:rStyle w:val="Strong"/>
+          <w:sz w:val="22"/>
+        </w:rPr>
+        <w:t>Architecture &amp; Patterns</w:t>
+      </w:r>
+      <w:r>
+        <w:rPr>
+          <w:sz w:val="22"/>
+        </w:rPr>
+        <w:t xml:space="preserve"> — </w:t>
+      </w:r>
+      <w:r>
+        <w:rPr>
+          <w:rStyle w:val="Strong"/>
+          <w:sz w:val="22"/>
+        </w:rPr>
+        <w:t>MVVM</w:t>
+      </w:r>
+      <w:r>
+        <w:rPr>
+          <w:sz w:val="22"/>
+        </w:rPr>
+        <w:t>, MVP, clean architecture, repository pattern, use-case driven design, dependency injection, modularization, state management, navigation architecture, lifecycle-aware components, configuration change handling, offline-first design</w:t>
+      </w:r>
+    </w:p>
+    <w:p>
+      <w:pPr>
+        <w:pStyle w:val="NormalWeb"/>
         <w:numPr>
           <w:ilvl w:val="0"/>
-          <w:numId w:val="2"/>
+          <w:numId w:val="15"/>
         </w:numPr>
-        <w:spacing w:after="80"/>
+        <w:spacing w:before="0" w:beforeAutospacing="0" w:after="0" w:afterAutospacing="0"/>
         <w:jc w:val="both"/>
         <w:rPr>
-          <w:rFonts w:ascii="Arial" w:hAnsi="Arial" w:cs="Arial"/>
-        </w:rPr>
-      </w:pPr>
-      <w:r>
-        <w:rPr>
-          <w:rStyle w:val="Strong"/>
-          <w:rFonts w:ascii="Arial" w:hAnsi="Arial" w:cs="Arial"/>
-        </w:rPr>
-        <w:t>Data, Messaging &amp; Search</w:t>
-      </w:r>
-      <w:r>
-        <w:rPr>
-          <w:rFonts w:ascii="Arial" w:hAnsi="Arial" w:cs="Arial"/>
+          <w:sz w:val="22"/>
+        </w:rPr>
+      </w:pPr>
+      <w:r>
+        <w:rPr>
+          <w:rStyle w:val="Strong"/>
+          <w:sz w:val="22"/>
+        </w:rPr>
+        <w:t>Jetpack &amp; Core Libraries</w:t>
+      </w:r>
+      <w:r>
+        <w:rPr>
+          <w:sz w:val="22"/>
         </w:rPr>
         <w:t xml:space="preserve"> — </w:t>
       </w:r>
-      <w:r>
-        <w:rPr>
-          <w:rStyle w:val="Strong"/>
-          <w:rFonts w:ascii="Arial" w:hAnsi="Arial" w:cs="Arial"/>
-        </w:rPr>
-        <w:t>PostgreSQL</w:t>
-      </w:r>
-      <w:r>
-        <w:rPr>
-          <w:rFonts w:ascii="Arial" w:hAnsi="Arial" w:cs="Arial"/>
+      <w:proofErr w:type="spellStart"/>
+      <w:r>
+        <w:rPr>
+          <w:rStyle w:val="Strong"/>
+          <w:sz w:val="22"/>
+        </w:rPr>
+        <w:t>ViewModel</w:t>
+      </w:r>
+      <w:proofErr w:type="spellEnd"/>
+      <w:r>
+        <w:rPr>
+          <w:sz w:val="22"/>
         </w:rPr>
         <w:t xml:space="preserve">, </w:t>
       </w:r>
-      <w:r>
-        <w:rPr>
-          <w:rStyle w:val="Strong"/>
-          <w:rFonts w:ascii="Arial" w:hAnsi="Arial" w:cs="Arial"/>
-        </w:rPr>
-        <w:t>MySQL</w:t>
-      </w:r>
-      <w:r>
-        <w:rPr>
-          <w:rFonts w:ascii="Arial" w:hAnsi="Arial" w:cs="Arial"/>
+      <w:proofErr w:type="spellStart"/>
+      <w:r>
+        <w:rPr>
+          <w:sz w:val="22"/>
+        </w:rPr>
+        <w:t>LiveData</w:t>
+      </w:r>
+      <w:proofErr w:type="spellEnd"/>
+      <w:r>
+        <w:rPr>
+          <w:sz w:val="22"/>
         </w:rPr>
         <w:t xml:space="preserve">, </w:t>
       </w:r>
       <w:r>
         <w:rPr>
           <w:rStyle w:val="Strong"/>
-          <w:rFonts w:ascii="Arial" w:hAnsi="Arial" w:cs="Arial"/>
-        </w:rPr>
-        <w:t>SQL Server</w:t>
-      </w:r>
-      <w:r>
-        <w:rPr>
-          <w:rFonts w:ascii="Arial" w:hAnsi="Arial" w:cs="Arial"/>
+          <w:sz w:val="22"/>
+        </w:rPr>
+        <w:t>Room</w:t>
+      </w:r>
+      <w:r>
+        <w:rPr>
+          <w:sz w:val="22"/>
+        </w:rPr>
+        <w:t xml:space="preserve">, Navigation Component, </w:t>
+      </w:r>
+      <w:proofErr w:type="spellStart"/>
+      <w:r>
+        <w:rPr>
+          <w:sz w:val="22"/>
+        </w:rPr>
+        <w:t>WorkManager</w:t>
+      </w:r>
+      <w:proofErr w:type="spellEnd"/>
+      <w:r>
+        <w:rPr>
+          <w:sz w:val="22"/>
         </w:rPr>
         <w:t xml:space="preserve">, </w:t>
       </w:r>
-      <w:r>
-        <w:rPr>
-          <w:rStyle w:val="Strong"/>
-          <w:rFonts w:ascii="Arial" w:hAnsi="Arial" w:cs="Arial"/>
-        </w:rPr>
-        <w:t>Redis</w:t>
-      </w:r>
-      <w:r>
-        <w:rPr>
-          <w:rFonts w:ascii="Arial" w:hAnsi="Arial" w:cs="Arial"/>
+      <w:proofErr w:type="spellStart"/>
+      <w:r>
+        <w:rPr>
+          <w:sz w:val="22"/>
+        </w:rPr>
+        <w:t>DataStore</w:t>
+      </w:r>
+      <w:proofErr w:type="spellEnd"/>
+      <w:r>
+        <w:rPr>
+          <w:sz w:val="22"/>
+        </w:rPr>
+        <w:t xml:space="preserve">, Paging, Retrofit, </w:t>
+      </w:r>
+      <w:proofErr w:type="spellStart"/>
+      <w:r>
+        <w:rPr>
+          <w:sz w:val="22"/>
+        </w:rPr>
+        <w:t>OkHttp</w:t>
+      </w:r>
+      <w:proofErr w:type="spellEnd"/>
+      <w:r>
+        <w:rPr>
+          <w:sz w:val="22"/>
         </w:rPr>
         <w:t xml:space="preserve">, </w:t>
       </w:r>
-      <w:r>
-        <w:rPr>
-          <w:rStyle w:val="Strong"/>
-          <w:rFonts w:ascii="Arial" w:hAnsi="Arial" w:cs="Arial"/>
-        </w:rPr>
-        <w:t>MongoDB</w:t>
-      </w:r>
-      <w:r>
-        <w:rPr>
-          <w:rFonts w:ascii="Arial" w:hAnsi="Arial" w:cs="Arial"/>
+      <w:proofErr w:type="spellStart"/>
+      <w:r>
+        <w:rPr>
+          <w:sz w:val="22"/>
+        </w:rPr>
+        <w:t>Gson</w:t>
+      </w:r>
+      <w:proofErr w:type="spellEnd"/>
+      <w:r>
+        <w:rPr>
+          <w:sz w:val="22"/>
         </w:rPr>
         <w:t xml:space="preserve">, </w:t>
       </w:r>
-      <w:r>
-        <w:rPr>
-          <w:rStyle w:val="Strong"/>
-          <w:rFonts w:ascii="Arial" w:hAnsi="Arial" w:cs="Arial"/>
-        </w:rPr>
-        <w:t>DynamoDB</w:t>
-      </w:r>
-      <w:r>
-        <w:rPr>
-          <w:rFonts w:ascii="Arial" w:hAnsi="Arial" w:cs="Arial"/>
-        </w:rPr>
-        <w:t xml:space="preserve">, </w:t>
-      </w:r>
-      <w:r>
-        <w:rPr>
-          <w:rStyle w:val="Strong"/>
-          <w:rFonts w:ascii="Arial" w:hAnsi="Arial" w:cs="Arial"/>
-        </w:rPr>
-        <w:t>AWS SQS/SNS</w:t>
-      </w:r>
-      <w:r>
-        <w:rPr>
-          <w:rFonts w:ascii="Arial" w:hAnsi="Arial" w:cs="Arial"/>
-        </w:rPr>
-        <w:t xml:space="preserve">, </w:t>
-      </w:r>
-      <w:r>
-        <w:rPr>
-          <w:rStyle w:val="Strong"/>
-          <w:rFonts w:ascii="Arial" w:hAnsi="Arial" w:cs="Arial"/>
-        </w:rPr>
-        <w:t>Kafka</w:t>
-      </w:r>
-      <w:r>
-        <w:rPr>
-          <w:rFonts w:ascii="Arial" w:hAnsi="Arial" w:cs="Arial"/>
-        </w:rPr>
-        <w:t xml:space="preserve">, </w:t>
-      </w:r>
-      <w:r>
-        <w:rPr>
-          <w:rStyle w:val="Strong"/>
-          <w:rFonts w:ascii="Arial" w:hAnsi="Arial" w:cs="Arial"/>
-        </w:rPr>
-        <w:t>RabbitMQ</w:t>
-      </w:r>
-      <w:r>
-        <w:rPr>
-          <w:rFonts w:ascii="Arial" w:hAnsi="Arial" w:cs="Arial"/>
-        </w:rPr>
-        <w:t xml:space="preserve">, </w:t>
-      </w:r>
-      <w:r>
-        <w:rPr>
-          <w:rStyle w:val="Strong"/>
-          <w:rFonts w:ascii="Arial" w:hAnsi="Arial" w:cs="Arial"/>
-        </w:rPr>
-        <w:t>Elasticsearch</w:t>
-      </w:r>
-      <w:r>
-        <w:rPr>
-          <w:rFonts w:ascii="Arial" w:hAnsi="Arial" w:cs="Arial"/>
-        </w:rPr>
-        <w:t xml:space="preserve">, </w:t>
-      </w:r>
-      <w:r>
-        <w:rPr>
-          <w:rStyle w:val="Strong"/>
-          <w:rFonts w:ascii="Arial" w:hAnsi="Arial" w:cs="Arial"/>
-        </w:rPr>
-        <w:t>OpenSearch</w:t>
-      </w:r>
-      <w:r>
-        <w:rPr>
-          <w:rFonts w:ascii="Arial" w:hAnsi="Arial" w:cs="Arial"/>
-        </w:rPr>
-        <w:t xml:space="preserve">, </w:t>
-      </w:r>
-      <w:r>
-        <w:rPr>
-          <w:rStyle w:val="Strong"/>
-          <w:rFonts w:ascii="Arial" w:hAnsi="Arial" w:cs="Arial"/>
-        </w:rPr>
-        <w:t>Redshift</w:t>
-      </w:r>
-      <w:r>
-        <w:rPr>
-          <w:rFonts w:ascii="Arial" w:hAnsi="Arial" w:cs="Arial"/>
-        </w:rPr>
-        <w:t xml:space="preserve">, </w:t>
-      </w:r>
-      <w:r>
-        <w:rPr>
-          <w:rStyle w:val="Strong"/>
-          <w:rFonts w:ascii="Arial" w:hAnsi="Arial" w:cs="Arial"/>
-        </w:rPr>
-        <w:t>BigQuery</w:t>
-      </w:r>
-    </w:p>
-    <w:p>
-      <w:pPr>
-        <w:pStyle w:val="ListParagraph"/>
+      <w:proofErr w:type="spellStart"/>
+      <w:r>
+        <w:rPr>
+          <w:sz w:val="22"/>
+        </w:rPr>
+        <w:t>Coroutines</w:t>
+      </w:r>
+      <w:proofErr w:type="spellEnd"/>
+      <w:r>
+        <w:rPr>
+          <w:sz w:val="22"/>
+        </w:rPr>
+        <w:t>, Flow, Dagger 2, Hilt, Firebase SDK, Google Maps SDK</w:t>
+      </w:r>
+    </w:p>
+    <w:p>
+      <w:pPr>
+        <w:pStyle w:val="NormalWeb"/>
         <w:numPr>
           <w:ilvl w:val="0"/>
-          <w:numId w:val="2"/>
+          <w:numId w:val="15"/>
         </w:numPr>
-        <w:spacing w:after="80"/>
+        <w:spacing w:before="0" w:beforeAutospacing="0" w:after="0" w:afterAutospacing="0"/>
         <w:jc w:val="both"/>
         <w:rPr>
-          <w:rFonts w:ascii="Arial" w:hAnsi="Arial" w:cs="Arial"/>
-        </w:rPr>
-      </w:pPr>
-      <w:r>
-        <w:rPr>
-          <w:rStyle w:val="Strong"/>
-          <w:rFonts w:ascii="Arial" w:hAnsi="Arial" w:cs="Arial"/>
-        </w:rPr>
-        <w:t>Cloud &amp; DevOps</w:t>
-      </w:r>
-      <w:r>
-        <w:rPr>
-          <w:rFonts w:ascii="Arial" w:hAnsi="Arial" w:cs="Arial"/>
-        </w:rPr>
-        <w:t xml:space="preserve"> — </w:t>
-      </w:r>
-      <w:r>
-        <w:rPr>
-          <w:rStyle w:val="Strong"/>
-          <w:rFonts w:ascii="Arial" w:hAnsi="Arial" w:cs="Arial"/>
-        </w:rPr>
-        <w:t>AWS</w:t>
-      </w:r>
-      <w:r>
-        <w:rPr>
-          <w:rFonts w:ascii="Arial" w:hAnsi="Arial" w:cs="Arial"/>
-        </w:rPr>
-        <w:t xml:space="preserve">: </w:t>
-      </w:r>
-      <w:r>
-        <w:rPr>
-          <w:rStyle w:val="Strong"/>
-          <w:rFonts w:ascii="Arial" w:hAnsi="Arial" w:cs="Arial"/>
-        </w:rPr>
-        <w:t>EKS</w:t>
-      </w:r>
-      <w:r>
-        <w:rPr>
-          <w:rFonts w:ascii="Arial" w:hAnsi="Arial" w:cs="Arial"/>
-        </w:rPr>
-        <w:t xml:space="preserve">, </w:t>
-      </w:r>
-      <w:r>
-        <w:rPr>
-          <w:rStyle w:val="Strong"/>
-          <w:rFonts w:ascii="Arial" w:hAnsi="Arial" w:cs="Arial"/>
-        </w:rPr>
-        <w:t>ECS</w:t>
-      </w:r>
-      <w:r>
-        <w:rPr>
-          <w:rFonts w:ascii="Arial" w:hAnsi="Arial" w:cs="Arial"/>
-        </w:rPr>
-        <w:t xml:space="preserve">, </w:t>
-      </w:r>
-      <w:r>
-        <w:rPr>
-          <w:rStyle w:val="Strong"/>
-          <w:rFonts w:ascii="Arial" w:hAnsi="Arial" w:cs="Arial"/>
-        </w:rPr>
-        <w:t>EC2</w:t>
-      </w:r>
-      <w:r>
-        <w:rPr>
-          <w:rFonts w:ascii="Arial" w:hAnsi="Arial" w:cs="Arial"/>
-        </w:rPr>
-        <w:t xml:space="preserve">, </w:t>
-      </w:r>
-      <w:r>
-        <w:rPr>
-          <w:rStyle w:val="Strong"/>
-          <w:rFonts w:ascii="Arial" w:hAnsi="Arial" w:cs="Arial"/>
-        </w:rPr>
-        <w:t>Lambda</w:t>
-      </w:r>
-      <w:r>
-        <w:rPr>
-          <w:rFonts w:ascii="Arial" w:hAnsi="Arial" w:cs="Arial"/>
-        </w:rPr>
-        <w:t xml:space="preserve">, </w:t>
-      </w:r>
-      <w:r>
-        <w:rPr>
-          <w:rStyle w:val="Strong"/>
-          <w:rFonts w:ascii="Arial" w:hAnsi="Arial" w:cs="Arial"/>
-        </w:rPr>
-        <w:t>API Gateway</w:t>
-      </w:r>
-      <w:r>
-        <w:rPr>
-          <w:rFonts w:ascii="Arial" w:hAnsi="Arial" w:cs="Arial"/>
-        </w:rPr>
-        <w:t xml:space="preserve">, </w:t>
-      </w:r>
-      <w:r>
-        <w:rPr>
-          <w:rStyle w:val="Strong"/>
-          <w:rFonts w:ascii="Arial" w:hAnsi="Arial" w:cs="Arial"/>
-        </w:rPr>
-        <w:t>S3</w:t>
-      </w:r>
-      <w:r>
-        <w:rPr>
-          <w:rFonts w:ascii="Arial" w:hAnsi="Arial" w:cs="Arial"/>
-        </w:rPr>
-        <w:t xml:space="preserve">, </w:t>
-      </w:r>
-      <w:r>
-        <w:rPr>
-          <w:rStyle w:val="Strong"/>
-          <w:rFonts w:ascii="Arial" w:hAnsi="Arial" w:cs="Arial"/>
-        </w:rPr>
-        <w:t>CloudFront</w:t>
-      </w:r>
-      <w:r>
-        <w:rPr>
-          <w:rFonts w:ascii="Arial" w:hAnsi="Arial" w:cs="Arial"/>
-        </w:rPr>
-        <w:t xml:space="preserve">, </w:t>
-      </w:r>
-      <w:r>
-        <w:rPr>
-          <w:rStyle w:val="Strong"/>
-          <w:rFonts w:ascii="Arial" w:hAnsi="Arial" w:cs="Arial"/>
-        </w:rPr>
-        <w:t>RDS</w:t>
-      </w:r>
-      <w:r>
-        <w:rPr>
-          <w:rFonts w:ascii="Arial" w:hAnsi="Arial" w:cs="Arial"/>
-        </w:rPr>
-        <w:t xml:space="preserve">, </w:t>
-      </w:r>
-      <w:r>
-        <w:rPr>
-          <w:rStyle w:val="Strong"/>
-          <w:rFonts w:ascii="Arial" w:hAnsi="Arial" w:cs="Arial"/>
-        </w:rPr>
-        <w:t>DynamoDB</w:t>
-      </w:r>
-      <w:r>
-        <w:rPr>
-          <w:rFonts w:ascii="Arial" w:hAnsi="Arial" w:cs="Arial"/>
-        </w:rPr>
-        <w:t xml:space="preserve">, </w:t>
-      </w:r>
-      <w:r>
-        <w:rPr>
-          <w:rStyle w:val="Strong"/>
-          <w:rFonts w:ascii="Arial" w:hAnsi="Arial" w:cs="Arial"/>
-        </w:rPr>
-        <w:t>ElastiCache</w:t>
-      </w:r>
-      <w:r>
-        <w:rPr>
-          <w:rFonts w:ascii="Arial" w:hAnsi="Arial" w:cs="Arial"/>
-        </w:rPr>
-        <w:t xml:space="preserve">, </w:t>
-      </w:r>
-      <w:r>
-        <w:rPr>
-          <w:rStyle w:val="Strong"/>
-          <w:rFonts w:ascii="Arial" w:hAnsi="Arial" w:cs="Arial"/>
-        </w:rPr>
-        <w:t>EventBridge</w:t>
-      </w:r>
-      <w:r>
-        <w:rPr>
-          <w:rFonts w:ascii="Arial" w:hAnsi="Arial" w:cs="Arial"/>
-        </w:rPr>
-        <w:t xml:space="preserve">, </w:t>
-      </w:r>
-      <w:r>
-        <w:rPr>
-          <w:rStyle w:val="Strong"/>
-          <w:rFonts w:ascii="Arial" w:hAnsi="Arial" w:cs="Arial"/>
-        </w:rPr>
-        <w:t>Step Functions</w:t>
-      </w:r>
-      <w:r>
-        <w:rPr>
-          <w:rFonts w:ascii="Arial" w:hAnsi="Arial" w:cs="Arial"/>
-        </w:rPr>
-        <w:t xml:space="preserve">, </w:t>
-      </w:r>
-      <w:r>
-        <w:rPr>
-          <w:rStyle w:val="Strong"/>
-          <w:rFonts w:ascii="Arial" w:hAnsi="Arial" w:cs="Arial"/>
-        </w:rPr>
-        <w:t>IAM</w:t>
-      </w:r>
-      <w:r>
-        <w:rPr>
-          <w:rFonts w:ascii="Arial" w:hAnsi="Arial" w:cs="Arial"/>
-        </w:rPr>
-        <w:t xml:space="preserve"> | </w:t>
-      </w:r>
-      <w:r>
-        <w:rPr>
-          <w:rStyle w:val="Strong"/>
-          <w:rFonts w:ascii="Arial" w:hAnsi="Arial" w:cs="Arial"/>
-        </w:rPr>
-        <w:t>Azure</w:t>
-      </w:r>
-      <w:r>
-        <w:rPr>
-          <w:rFonts w:ascii="Arial" w:hAnsi="Arial" w:cs="Arial"/>
-        </w:rPr>
-        <w:t xml:space="preserve">: </w:t>
-      </w:r>
-      <w:r>
-        <w:rPr>
-          <w:rStyle w:val="Strong"/>
-          <w:rFonts w:ascii="Arial" w:hAnsi="Arial" w:cs="Arial"/>
-        </w:rPr>
-        <w:t>AKS</w:t>
-      </w:r>
-      <w:r>
-        <w:rPr>
-          <w:rFonts w:ascii="Arial" w:hAnsi="Arial" w:cs="Arial"/>
-        </w:rPr>
-        <w:t xml:space="preserve">, App Service, Azure SQL, Service Bus, Key Vault, Application Insights | </w:t>
-      </w:r>
-      <w:r>
-        <w:rPr>
-          <w:rStyle w:val="Strong"/>
-          <w:rFonts w:ascii="Arial" w:hAnsi="Arial" w:cs="Arial"/>
-        </w:rPr>
-        <w:t>GCP</w:t>
-      </w:r>
-      <w:r>
-        <w:rPr>
-          <w:rFonts w:ascii="Arial" w:hAnsi="Arial" w:cs="Arial"/>
-        </w:rPr>
-        <w:t xml:space="preserve">: </w:t>
-      </w:r>
-      <w:r>
-        <w:rPr>
-          <w:rStyle w:val="Strong"/>
-          <w:rFonts w:ascii="Arial" w:hAnsi="Arial" w:cs="Arial"/>
-        </w:rPr>
-        <w:t>GKE</w:t>
-      </w:r>
-      <w:r>
-        <w:rPr>
-          <w:rFonts w:ascii="Arial" w:hAnsi="Arial" w:cs="Arial"/>
-        </w:rPr>
-        <w:t xml:space="preserve">, Cloud Run, Pub/Sub, Cloud Storage, BigQuery | Docker, Kubernetes, Helm, Argo CD, GitOps, Terraform, CloudFormation | </w:t>
-      </w:r>
-      <w:r>
-        <w:rPr>
-          <w:rStyle w:val="Strong"/>
-          <w:rFonts w:ascii="Arial" w:hAnsi="Arial" w:cs="Arial"/>
-        </w:rPr>
-        <w:t>CI/CD</w:t>
-      </w:r>
-      <w:r>
-        <w:rPr>
-          <w:rFonts w:ascii="Arial" w:hAnsi="Arial" w:cs="Arial"/>
-        </w:rPr>
-        <w:t>: GitHub Actions, GitLab CI, Jenkins, Azure DevOps, CircleCI, Fastlane</w:t>
-      </w:r>
-    </w:p>
-    <w:p>
-      <w:pPr>
-        <w:pStyle w:val="ListParagraph"/>
+          <w:sz w:val="22"/>
+        </w:rPr>
+      </w:pPr>
+      <w:r>
+        <w:rPr>
+          <w:rStyle w:val="Strong"/>
+          <w:sz w:val="22"/>
+        </w:rPr>
+        <w:t>Backend &amp; Integration</w:t>
+      </w:r>
+      <w:r>
+        <w:rPr>
+          <w:sz w:val="22"/>
+        </w:rPr>
+        <w:t xml:space="preserve"> — REST APIs, JSON parsing, </w:t>
+      </w:r>
+      <w:proofErr w:type="spellStart"/>
+      <w:r>
+        <w:rPr>
+          <w:sz w:val="22"/>
+        </w:rPr>
+        <w:t>WebSocket</w:t>
+      </w:r>
+      <w:proofErr w:type="spellEnd"/>
+      <w:r>
+        <w:rPr>
+          <w:sz w:val="22"/>
+        </w:rPr>
+        <w:t xml:space="preserve"> integration, authentication flows, token refresh, secure session handling, API error modeling, file upload/download, analytics instrumentation, payment and location service integration</w:t>
+      </w:r>
+    </w:p>
+    <w:p>
+      <w:pPr>
+        <w:pStyle w:val="NormalWeb"/>
         <w:numPr>
           <w:ilvl w:val="0"/>
-          <w:numId w:val="2"/>
+          <w:numId w:val="15"/>
         </w:numPr>
-        <w:spacing w:after="80"/>
+        <w:spacing w:before="0" w:beforeAutospacing="0" w:after="0" w:afterAutospacing="0"/>
         <w:jc w:val="both"/>
-      </w:pPr>
-      <w:r>
-        <w:rPr>
-          <w:rStyle w:val="Strong"/>
-          <w:rFonts w:ascii="Arial" w:hAnsi="Arial" w:cs="Arial"/>
-        </w:rPr>
-        <w:t>Observability, Quality &amp; Security</w:t>
-      </w:r>
-      <w:r>
-        <w:rPr>
-          <w:rFonts w:ascii="Arial" w:hAnsi="Arial" w:cs="Arial"/>
-        </w:rPr>
-        <w:t xml:space="preserve"> — Firebase Analytics, Crashlytics, structured logging, </w:t>
-      </w:r>
-      <w:r>
-        <w:rPr>
-          <w:rStyle w:val="Strong"/>
-          <w:rFonts w:ascii="Arial" w:hAnsi="Arial" w:cs="Arial"/>
-        </w:rPr>
-        <w:t>OpenTelemetry</w:t>
-      </w:r>
-      <w:r>
-        <w:rPr>
-          <w:rFonts w:ascii="Arial" w:hAnsi="Arial" w:cs="Arial"/>
+        <w:rPr>
+          <w:sz w:val="22"/>
+        </w:rPr>
+      </w:pPr>
+      <w:r>
+        <w:rPr>
+          <w:rStyle w:val="Strong"/>
+          <w:sz w:val="22"/>
+        </w:rPr>
+        <w:t>Data &amp; Storage</w:t>
+      </w:r>
+      <w:r>
+        <w:rPr>
+          <w:sz w:val="22"/>
+        </w:rPr>
+        <w:t xml:space="preserve"> — SQLite, </w:t>
+      </w:r>
+      <w:r>
+        <w:rPr>
+          <w:rStyle w:val="Strong"/>
+          <w:sz w:val="22"/>
+        </w:rPr>
+        <w:t>Room</w:t>
+      </w:r>
+      <w:r>
+        <w:rPr>
+          <w:sz w:val="22"/>
         </w:rPr>
         <w:t xml:space="preserve">, </w:t>
       </w:r>
-      <w:r>
-        <w:rPr>
-          <w:rStyle w:val="Strong"/>
-          <w:rFonts w:ascii="Arial" w:hAnsi="Arial" w:cs="Arial"/>
-        </w:rPr>
-        <w:t>Datadog</w:t>
-      </w:r>
-      <w:r>
-        <w:rPr>
-          <w:rFonts w:ascii="Arial" w:hAnsi="Arial" w:cs="Arial"/>
+      <w:proofErr w:type="spellStart"/>
+      <w:r>
+        <w:rPr>
+          <w:sz w:val="22"/>
+        </w:rPr>
+        <w:t>SharedPreferences</w:t>
+      </w:r>
+      <w:proofErr w:type="spellEnd"/>
+      <w:r>
+        <w:rPr>
+          <w:sz w:val="22"/>
         </w:rPr>
         <w:t xml:space="preserve">, </w:t>
       </w:r>
-      <w:r>
-        <w:rPr>
-          <w:rStyle w:val="Strong"/>
-          <w:rFonts w:ascii="Arial" w:hAnsi="Arial" w:cs="Arial"/>
-        </w:rPr>
-        <w:t>Prometheus</w:t>
-      </w:r>
-      <w:r>
-        <w:rPr>
-          <w:rFonts w:ascii="Arial" w:hAnsi="Arial" w:cs="Arial"/>
+      <w:proofErr w:type="spellStart"/>
+      <w:r>
+        <w:rPr>
+          <w:sz w:val="22"/>
+        </w:rPr>
+        <w:t>DataStore</w:t>
+      </w:r>
+      <w:proofErr w:type="spellEnd"/>
+      <w:r>
+        <w:rPr>
+          <w:sz w:val="22"/>
+        </w:rPr>
+        <w:t>, caching strategies, sync queues, pagination, local persistence, conflict resolution, relational data modeling, API-to-local schema mapping</w:t>
+      </w:r>
+    </w:p>
+    <w:p>
+      <w:pPr>
+        <w:pStyle w:val="NormalWeb"/>
+        <w:numPr>
+          <w:ilvl w:val="0"/>
+          <w:numId w:val="15"/>
+        </w:numPr>
+        <w:spacing w:before="0" w:beforeAutospacing="0" w:after="0" w:afterAutospacing="0"/>
+        <w:jc w:val="both"/>
+        <w:rPr>
+          <w:sz w:val="22"/>
+        </w:rPr>
+      </w:pPr>
+      <w:r>
+        <w:rPr>
+          <w:rStyle w:val="Strong"/>
+          <w:sz w:val="22"/>
+        </w:rPr>
+        <w:t>Testing &amp; Quality</w:t>
+      </w:r>
+      <w:r>
+        <w:rPr>
+          <w:sz w:val="22"/>
+        </w:rPr>
+        <w:t xml:space="preserve"> — </w:t>
+      </w:r>
+      <w:proofErr w:type="spellStart"/>
+      <w:r>
+        <w:rPr>
+          <w:sz w:val="22"/>
+        </w:rPr>
+        <w:t>JUnit</w:t>
+      </w:r>
+      <w:proofErr w:type="spellEnd"/>
+      <w:r>
+        <w:rPr>
+          <w:sz w:val="22"/>
+        </w:rPr>
+        <w:t xml:space="preserve">, Espresso, </w:t>
+      </w:r>
+      <w:proofErr w:type="spellStart"/>
+      <w:r>
+        <w:rPr>
+          <w:sz w:val="22"/>
+        </w:rPr>
+        <w:t>Mockito</w:t>
+      </w:r>
+      <w:proofErr w:type="spellEnd"/>
+      <w:r>
+        <w:rPr>
+          <w:sz w:val="22"/>
+        </w:rPr>
+        <w:t>, unit testing, UI testing, integration testing, regression validation, crash analysis, performance profiling, memory leak detection, Play Console monitoring, release checklist automation</w:t>
+      </w:r>
+    </w:p>
+    <w:p>
+      <w:pPr>
+        <w:pStyle w:val="NormalWeb"/>
+        <w:numPr>
+          <w:ilvl w:val="0"/>
+          <w:numId w:val="15"/>
+        </w:numPr>
+        <w:spacing w:before="0" w:beforeAutospacing="0" w:after="0" w:afterAutospacing="0"/>
+        <w:jc w:val="both"/>
+      </w:pPr>
+      <w:r>
+        <w:rPr>
+          <w:rStyle w:val="Strong"/>
+          <w:sz w:val="22"/>
+        </w:rPr>
+        <w:t>Cloud, Delivery &amp; Collaboration</w:t>
+      </w:r>
+      <w:r>
+        <w:rPr>
+          <w:sz w:val="22"/>
+        </w:rPr>
+        <w:t xml:space="preserve"> — Firebase </w:t>
+      </w:r>
+      <w:proofErr w:type="spellStart"/>
+      <w:r>
+        <w:rPr>
+          <w:sz w:val="22"/>
+        </w:rPr>
+        <w:t>Crashlytics</w:t>
+      </w:r>
+      <w:proofErr w:type="spellEnd"/>
+      <w:r>
+        <w:rPr>
+          <w:sz w:val="22"/>
+        </w:rPr>
+        <w:t xml:space="preserve">, Firebase Analytics, </w:t>
+      </w:r>
+      <w:proofErr w:type="spellStart"/>
+      <w:r>
+        <w:rPr>
+          <w:sz w:val="22"/>
+        </w:rPr>
+        <w:t>Git</w:t>
+      </w:r>
+      <w:proofErr w:type="spellEnd"/>
+      <w:r>
+        <w:rPr>
+          <w:sz w:val="22"/>
         </w:rPr>
         <w:t xml:space="preserve">, </w:t>
       </w:r>
-      <w:r>
-        <w:rPr>
-          <w:rStyle w:val="Strong"/>
-          <w:rFonts w:ascii="Arial" w:hAnsi="Arial" w:cs="Arial"/>
-        </w:rPr>
-        <w:t>Grafana</w:t>
-      </w:r>
-      <w:r>
-        <w:rPr>
-          <w:rFonts w:ascii="Arial" w:hAnsi="Arial" w:cs="Arial"/>
+      <w:proofErr w:type="spellStart"/>
+      <w:r>
+        <w:rPr>
+          <w:sz w:val="22"/>
+        </w:rPr>
+        <w:t>GitHub</w:t>
+      </w:r>
+      <w:proofErr w:type="spellEnd"/>
+      <w:r>
+        <w:rPr>
+          <w:sz w:val="22"/>
         </w:rPr>
         <w:t xml:space="preserve">, </w:t>
       </w:r>
-      <w:r>
-        <w:rPr>
-          <w:rStyle w:val="Strong"/>
-          <w:rFonts w:ascii="Arial" w:hAnsi="Arial" w:cs="Arial"/>
-        </w:rPr>
-        <w:t>ELK/EFK</w:t>
-      </w:r>
-      <w:r>
-        <w:rPr>
-          <w:rFonts w:ascii="Arial" w:hAnsi="Arial" w:cs="Arial"/>
-        </w:rPr>
-        <w:t xml:space="preserve">, </w:t>
-      </w:r>
-      <w:r>
-        <w:rPr>
-          <w:rStyle w:val="Strong"/>
-          <w:rFonts w:ascii="Arial" w:hAnsi="Arial" w:cs="Arial"/>
-        </w:rPr>
-        <w:t>CloudWatch</w:t>
-      </w:r>
-      <w:r>
-        <w:rPr>
-          <w:rFonts w:ascii="Arial" w:hAnsi="Arial" w:cs="Arial"/>
-        </w:rPr>
-        <w:t xml:space="preserve"> | Testing: </w:t>
-      </w:r>
-      <w:r>
-        <w:rPr>
-          <w:rStyle w:val="Strong"/>
-          <w:rFonts w:ascii="Arial" w:hAnsi="Arial" w:cs="Arial"/>
-        </w:rPr>
-        <w:t>JUnit</w:t>
-      </w:r>
-      <w:r>
-        <w:rPr>
-          <w:rFonts w:ascii="Arial" w:hAnsi="Arial" w:cs="Arial"/>
-        </w:rPr>
-        <w:t xml:space="preserve">, Mockito, MockK, Robolectric, Espresso, React Testing Library, Cypress, Playwright, Pact-style contract testing concepts | Security: </w:t>
-      </w:r>
-      <w:r>
-        <w:rPr>
-          <w:rStyle w:val="Strong"/>
-          <w:rFonts w:ascii="Arial" w:hAnsi="Arial" w:cs="Arial"/>
-        </w:rPr>
-        <w:t>OAuth2</w:t>
-      </w:r>
-      <w:r>
-        <w:rPr>
-          <w:rFonts w:ascii="Arial" w:hAnsi="Arial" w:cs="Arial"/>
-        </w:rPr>
-        <w:t xml:space="preserve">, </w:t>
-      </w:r>
-      <w:r>
-        <w:rPr>
-          <w:rStyle w:val="Strong"/>
-          <w:rFonts w:ascii="Arial" w:hAnsi="Arial" w:cs="Arial"/>
-        </w:rPr>
-        <w:t>OpenID Connect</w:t>
-      </w:r>
-      <w:r>
-        <w:rPr>
-          <w:rFonts w:ascii="Arial" w:hAnsi="Arial" w:cs="Arial"/>
-        </w:rPr>
-        <w:t xml:space="preserve">, </w:t>
-      </w:r>
-      <w:r>
-        <w:rPr>
-          <w:rStyle w:val="Strong"/>
-          <w:rFonts w:ascii="Arial" w:hAnsi="Arial" w:cs="Arial"/>
-        </w:rPr>
-        <w:t>JWT</w:t>
-      </w:r>
-      <w:r>
-        <w:rPr>
-          <w:rFonts w:ascii="Arial" w:hAnsi="Arial" w:cs="Arial"/>
-        </w:rPr>
-        <w:t xml:space="preserve">, Okta, Auth0, AWS Cognito, rate limiting, </w:t>
-      </w:r>
-      <w:r>
-        <w:rPr>
-          <w:rStyle w:val="Strong"/>
-          <w:rFonts w:ascii="Arial" w:hAnsi="Arial" w:cs="Arial"/>
-        </w:rPr>
-        <w:t>RBAC/ABAC</w:t>
-      </w:r>
-      <w:r>
-        <w:rPr>
-          <w:rFonts w:ascii="Arial" w:hAnsi="Arial" w:cs="Arial"/>
-        </w:rPr>
-        <w:t>, audit logging</w:t>
+      <w:proofErr w:type="spellStart"/>
+      <w:r>
+        <w:rPr>
+          <w:sz w:val="22"/>
+        </w:rPr>
+        <w:t>Bitbucket</w:t>
+      </w:r>
+      <w:proofErr w:type="spellEnd"/>
+      <w:r>
+        <w:rPr>
+          <w:sz w:val="22"/>
+        </w:rPr>
+        <w:t xml:space="preserve">, Jenkins, </w:t>
+      </w:r>
+      <w:proofErr w:type="spellStart"/>
+      <w:r>
+        <w:rPr>
+          <w:sz w:val="22"/>
+        </w:rPr>
+        <w:t>GitHub</w:t>
+      </w:r>
+      <w:proofErr w:type="spellEnd"/>
+      <w:r>
+        <w:rPr>
+          <w:sz w:val="22"/>
+        </w:rPr>
+        <w:t xml:space="preserve"> Actions, </w:t>
+      </w:r>
+      <w:proofErr w:type="spellStart"/>
+      <w:r>
+        <w:rPr>
+          <w:sz w:val="22"/>
+        </w:rPr>
+        <w:t>Gradle</w:t>
+      </w:r>
+      <w:proofErr w:type="spellEnd"/>
+      <w:r>
+        <w:rPr>
+          <w:sz w:val="22"/>
+        </w:rPr>
+        <w:t>, CI/CD pipelines, Play Store release management, Agile delivery, code review, technical documentation, mentoring</w:t>
       </w:r>
     </w:p>
     <w:p>
@@ -1089,7 +873,31 @@
           <w:sz w:val="21"/>
           <w:szCs w:val="21"/>
         </w:rPr>
-        <w:t>Web Venturez LLC</w:t>
+        <w:t xml:space="preserve">Web </w:t>
+      </w:r>
+      <w:proofErr w:type="spellStart"/>
+      <w:r>
+        <w:rPr>
+          <w:rFonts w:ascii="Arial" w:eastAsia="Arial" w:hAnsi="Arial" w:cs="Arial"/>
+          <w:b/>
+          <w:bCs/>
+          <w:color w:val="6F8F6B"/>
+          <w:sz w:val="21"/>
+          <w:szCs w:val="21"/>
+        </w:rPr>
+        <w:t>Venturez</w:t>
+      </w:r>
+      <w:proofErr w:type="spellEnd"/>
+      <w:r>
+        <w:rPr>
+          <w:rFonts w:ascii="Arial" w:eastAsia="Arial" w:hAnsi="Arial" w:cs="Arial"/>
+          <w:b/>
+          <w:bCs/>
+          <w:color w:val="6F8F6B"/>
+          <w:sz w:val="21"/>
+          <w:szCs w:val="21"/>
+        </w:rPr>
+        <w:t xml:space="preserve"> LLC</w:t>
       </w:r>
     </w:p>
     <w:p>
@@ -1112,76 +920,49 @@
         </w:numPr>
         <w:jc w:val="both"/>
         <w:rPr>
-          <w:rFonts w:ascii="Arial" w:hAnsi="Arial" w:cs="Arial"/>
-          <w:sz w:val="20"/>
-        </w:rPr>
-      </w:pPr>
-      <w:r>
-        <w:rPr>
-          <w:rFonts w:ascii="Arial" w:hAnsi="Arial" w:cs="Arial"/>
-          <w:sz w:val="20"/>
-        </w:rPr>
-        <w:t xml:space="preserve">Owned multiple </w:t>
-      </w:r>
-      <w:r>
-        <w:rPr>
-          <w:rStyle w:val="Strong"/>
-          <w:rFonts w:ascii="Arial" w:hAnsi="Arial" w:cs="Arial"/>
-          <w:sz w:val="20"/>
-        </w:rPr>
-        <w:t>Android</w:t>
-      </w:r>
-      <w:r>
-        <w:rPr>
-          <w:rFonts w:ascii="Arial" w:hAnsi="Arial" w:cs="Arial"/>
-          <w:sz w:val="20"/>
-        </w:rPr>
-        <w:t xml:space="preserve"> modules end-to-end using </w:t>
-      </w:r>
-      <w:r>
-        <w:rPr>
-          <w:rStyle w:val="Strong"/>
-          <w:rFonts w:ascii="Arial" w:hAnsi="Arial" w:cs="Arial"/>
-          <w:sz w:val="20"/>
+          <w:sz w:val="22"/>
+        </w:rPr>
+      </w:pPr>
+      <w:r>
+        <w:rPr>
+          <w:sz w:val="22"/>
+        </w:rPr>
+        <w:t xml:space="preserve">Led the design and delivery of large Android applications using </w:t>
+      </w:r>
+      <w:proofErr w:type="spellStart"/>
+      <w:r>
+        <w:rPr>
+          <w:rStyle w:val="Strong"/>
+          <w:sz w:val="22"/>
         </w:rPr>
         <w:t>Kotlin</w:t>
       </w:r>
-      <w:r>
-        <w:rPr>
-          <w:rFonts w:ascii="Arial" w:hAnsi="Arial" w:cs="Arial"/>
-          <w:sz w:val="20"/>
+      <w:proofErr w:type="spellEnd"/>
+      <w:r>
+        <w:rPr>
+          <w:rStyle w:val="Strong"/>
+          <w:sz w:val="22"/>
+        </w:rPr>
+        <w:t xml:space="preserve"> 1.6–1.9</w:t>
+      </w:r>
+      <w:r>
+        <w:rPr>
+          <w:sz w:val="22"/>
         </w:rPr>
         <w:t xml:space="preserve"> and </w:t>
       </w:r>
       <w:r>
         <w:rPr>
           <w:rStyle w:val="Strong"/>
-          <w:rFonts w:ascii="Arial" w:hAnsi="Arial" w:cs="Arial"/>
-          <w:sz w:val="20"/>
-        </w:rPr>
-        <w:t>Java</w:t>
-      </w:r>
-      <w:r>
-        <w:rPr>
-          <w:rFonts w:ascii="Arial" w:hAnsi="Arial" w:cs="Arial"/>
-          <w:sz w:val="20"/>
-        </w:rPr>
-        <w:t xml:space="preserve">, delivering stable releases with disciplined rollout controls in </w:t>
-      </w:r>
-      <w:r>
-        <w:rPr>
-          <w:rStyle w:val="Strong"/>
-          <w:rFonts w:ascii="Arial" w:hAnsi="Arial" w:cs="Arial"/>
-          <w:sz w:val="20"/>
-        </w:rPr>
-        <w:t>Play Console</w:t>
-      </w:r>
-      <w:r>
-        <w:rPr>
-          <w:rFonts w:ascii="Arial" w:hAnsi="Arial" w:cs="Arial"/>
-          <w:sz w:val="20"/>
-        </w:rPr>
-        <w:t xml:space="preserve"> and measurable post-release monitoring.</w:t>
+          <w:sz w:val="22"/>
+        </w:rPr>
+        <w:t>Java 11</w:t>
+      </w:r>
+      <w:r>
+        <w:rPr>
+          <w:sz w:val="22"/>
+        </w:rPr>
+        <w:t>, creating scalable mobile flows for booking, account management, notifications, and transaction-heavy customer journeys.</w:t>
       </w:r>
     </w:p>
     <w:p>
@@ -1193,46 +974,36 @@
         </w:numPr>
         <w:jc w:val="both"/>
         <w:rPr>
-          <w:rFonts w:ascii="Arial" w:hAnsi="Arial" w:cs="Arial"/>
-          <w:sz w:val="20"/>
-        </w:rPr>
-      </w:pPr>
-      <w:r>
-        <w:rPr>
-          <w:rFonts w:ascii="Arial" w:hAnsi="Arial" w:cs="Arial"/>
-          <w:sz w:val="20"/>
-        </w:rPr>
-        <w:t xml:space="preserve">Implemented </w:t>
-      </w:r>
-      <w:r>
-        <w:rPr>
-          <w:rStyle w:val="Strong"/>
-          <w:rFonts w:ascii="Arial" w:hAnsi="Arial" w:cs="Arial"/>
-          <w:sz w:val="20"/>
-        </w:rPr>
-        <w:t>offline-first</w:t>
-      </w:r>
-      <w:r>
-        <w:rPr>
-          <w:rFonts w:ascii="Arial" w:hAnsi="Arial" w:cs="Arial"/>
-          <w:sz w:val="20"/>
-        </w:rPr>
-        <w:t xml:space="preserve"> workflows with </w:t>
-      </w:r>
-      <w:r>
-        <w:rPr>
-          <w:rStyle w:val="Strong"/>
-          <w:rFonts w:ascii="Arial" w:hAnsi="Arial" w:cs="Arial"/>
-          <w:sz w:val="20"/>
-        </w:rPr>
-        <w:t>Room</w:t>
-      </w:r>
-      <w:r>
-        <w:rPr>
-          <w:rFonts w:ascii="Arial" w:hAnsi="Arial" w:cs="Arial"/>
-          <w:sz w:val="20"/>
-        </w:rPr>
-        <w:t>, local caching, and deterministic conflict resolution so field users could complete actions without connectivity and resync safely later.</w:t>
+          <w:sz w:val="22"/>
+        </w:rPr>
+      </w:pPr>
+      <w:r>
+        <w:rPr>
+          <w:sz w:val="22"/>
+        </w:rPr>
+        <w:t xml:space="preserve">Migrated legacy feature modules from Java-dominant implementations to a </w:t>
+      </w:r>
+      <w:proofErr w:type="spellStart"/>
+      <w:r>
+        <w:rPr>
+          <w:rStyle w:val="Strong"/>
+          <w:sz w:val="22"/>
+        </w:rPr>
+        <w:t>Kotlin</w:t>
+      </w:r>
+      <w:proofErr w:type="spellEnd"/>
+      <w:r>
+        <w:rPr>
+          <w:rStyle w:val="Strong"/>
+          <w:sz w:val="22"/>
+        </w:rPr>
+        <w:t>-first</w:t>
+      </w:r>
+      <w:r>
+        <w:rPr>
+          <w:sz w:val="22"/>
+        </w:rPr>
+        <w:t xml:space="preserve"> codebase, reducing null-safety defects and improving maintainability by introducing stricter domain models and cleaner UI state handling.</w:t>
       </w:r>
     </w:p>
     <w:p>
@@ -1244,31 +1015,27 @@
         </w:numPr>
         <w:jc w:val="both"/>
         <w:rPr>
-          <w:rFonts w:ascii="Arial" w:hAnsi="Arial" w:cs="Arial"/>
-          <w:sz w:val="20"/>
-        </w:rPr>
-      </w:pPr>
-      <w:r>
-        <w:rPr>
-          <w:rFonts w:ascii="Arial" w:hAnsi="Arial" w:cs="Arial"/>
-          <w:sz w:val="20"/>
-        </w:rPr>
-        <w:t xml:space="preserve">Built a resilient networking layer using </w:t>
-      </w:r>
-      <w:r>
-        <w:rPr>
-          <w:rStyle w:val="Strong"/>
-          <w:rFonts w:ascii="Arial" w:hAnsi="Arial" w:cs="Arial"/>
-          <w:sz w:val="20"/>
-        </w:rPr>
-        <w:t>Retrofit/OkHttp</w:t>
-      </w:r>
-      <w:r>
-        <w:rPr>
-          <w:rFonts w:ascii="Arial" w:hAnsi="Arial" w:cs="Arial"/>
-          <w:sz w:val="20"/>
-        </w:rPr>
-        <w:t xml:space="preserve"> with request signing, token refresh, and exponential backoff to reduce transient failures under real-world conditions.</w:t>
+          <w:sz w:val="22"/>
+        </w:rPr>
+      </w:pPr>
+      <w:r>
+        <w:rPr>
+          <w:sz w:val="22"/>
+        </w:rPr>
+        <w:t xml:space="preserve">Implemented </w:t>
+      </w:r>
+      <w:r>
+        <w:rPr>
+          <w:rStyle w:val="Strong"/>
+          <w:sz w:val="22"/>
+        </w:rPr>
+        <w:t>MVVM</w:t>
+      </w:r>
+      <w:r>
+        <w:rPr>
+          <w:sz w:val="22"/>
+        </w:rPr>
+        <w:t xml:space="preserve"> with repository and use-case layers, which separated presentation from data access and made new features easier to test, review, and ship across multiple parallel product tracks.</w:t>
       </w:r>
     </w:p>
     <w:p>
@@ -1280,16 +1047,14 @@
         </w:numPr>
         <w:jc w:val="both"/>
         <w:rPr>
-          <w:rFonts w:ascii="Arial" w:hAnsi="Arial" w:cs="Arial"/>
-          <w:sz w:val="20"/>
-        </w:rPr>
-      </w:pPr>
-      <w:r>
-        <w:rPr>
-          <w:rFonts w:ascii="Arial" w:hAnsi="Arial" w:cs="Arial"/>
-          <w:sz w:val="20"/>
-        </w:rPr>
-        <w:t>Improved startup and scroll performance by optimizing coroutine scheduling and UI rendering paths, reducing jank in high-traffic screens.</w:t>
+          <w:sz w:val="22"/>
+        </w:rPr>
+      </w:pPr>
+      <w:r>
+        <w:rPr>
+          <w:sz w:val="22"/>
+        </w:rPr>
+        <w:t>Resolved a high-impact crash cluster caused by lifecycle timing issues in fragment recreation by refactoring observer registration, tightening state restoration, and standardizing safe navigation patterns across modules.</w:t>
       </w:r>
     </w:p>
     <w:p>
@@ -1301,31 +1066,28 @@
         </w:numPr>
         <w:jc w:val="both"/>
         <w:rPr>
-          <w:rFonts w:ascii="Arial" w:hAnsi="Arial" w:cs="Arial"/>
-          <w:sz w:val="20"/>
-        </w:rPr>
-      </w:pPr>
-      <w:r>
-        <w:rPr>
-          <w:rFonts w:ascii="Arial" w:hAnsi="Arial" w:cs="Arial"/>
-          <w:sz w:val="20"/>
-        </w:rPr>
-        <w:t xml:space="preserve">Instrumented stability and product analytics using </w:t>
-      </w:r>
-      <w:r>
-        <w:rPr>
-          <w:rStyle w:val="Strong"/>
-          <w:rFonts w:ascii="Arial" w:hAnsi="Arial" w:cs="Arial"/>
-          <w:sz w:val="20"/>
-        </w:rPr>
-        <w:t>Firebase Crashlytics/Analytics</w:t>
-      </w:r>
-      <w:r>
-        <w:rPr>
-          <w:rFonts w:ascii="Arial" w:hAnsi="Arial" w:cs="Arial"/>
-          <w:sz w:val="20"/>
-        </w:rPr>
-        <w:t xml:space="preserve"> plus structured event logging, accelerating incident triage and increasing crash-free sessions.</w:t>
+          <w:sz w:val="22"/>
+        </w:rPr>
+      </w:pPr>
+      <w:r>
+        <w:rPr>
+          <w:sz w:val="22"/>
+        </w:rPr>
+        <w:t xml:space="preserve">Improved cold-start and screen transition performance by optimizing image loading, lazy initialization, </w:t>
+      </w:r>
+      <w:proofErr w:type="spellStart"/>
+      <w:r>
+        <w:rPr>
+          <w:sz w:val="22"/>
+        </w:rPr>
+        <w:t>RecyclerView</w:t>
+      </w:r>
+      <w:proofErr w:type="spellEnd"/>
+      <w:r>
+        <w:rPr>
+          <w:sz w:val="22"/>
+        </w:rPr>
+        <w:t xml:space="preserve"> diffing, and network request timing, which produced visibly faster launches and smoother navigation on mid-range devices.</w:t>
       </w:r>
     </w:p>
     <w:p>
@@ -1337,61 +1099,14 @@
         </w:numPr>
         <w:jc w:val="both"/>
         <w:rPr>
-          <w:rFonts w:ascii="Arial" w:hAnsi="Arial" w:cs="Arial"/>
-          <w:sz w:val="20"/>
-        </w:rPr>
-      </w:pPr>
-      <w:r>
-        <w:rPr>
-          <w:rFonts w:ascii="Arial" w:hAnsi="Arial" w:cs="Arial"/>
-          <w:sz w:val="20"/>
-        </w:rPr>
-        <w:t xml:space="preserve">Delivered secure auth flows aligned with backend contracts using </w:t>
-      </w:r>
-      <w:r>
-        <w:rPr>
-          <w:rStyle w:val="Strong"/>
-          <w:rFonts w:ascii="Arial" w:hAnsi="Arial" w:cs="Arial"/>
-          <w:sz w:val="20"/>
-        </w:rPr>
-        <w:t>OAuth2</w:t>
-      </w:r>
-      <w:r>
-        <w:rPr>
-          <w:rFonts w:ascii="Arial" w:hAnsi="Arial" w:cs="Arial"/>
-          <w:sz w:val="20"/>
-        </w:rPr>
-        <w:t xml:space="preserve">, </w:t>
-      </w:r>
-      <w:r>
-        <w:rPr>
-          <w:rStyle w:val="Strong"/>
-          <w:rFonts w:ascii="Arial" w:hAnsi="Arial" w:cs="Arial"/>
-          <w:sz w:val="20"/>
-        </w:rPr>
-        <w:t>OpenID Connect</w:t>
-      </w:r>
-      <w:r>
-        <w:rPr>
-          <w:rFonts w:ascii="Arial" w:hAnsi="Arial" w:cs="Arial"/>
-          <w:sz w:val="20"/>
-        </w:rPr>
-        <w:t xml:space="preserve">, and </w:t>
-      </w:r>
-      <w:r>
-        <w:rPr>
-          <w:rStyle w:val="Strong"/>
-          <w:rFonts w:ascii="Arial" w:hAnsi="Arial" w:cs="Arial"/>
-          <w:sz w:val="20"/>
-        </w:rPr>
-        <w:t>JWT</w:t>
-      </w:r>
-      <w:r>
-        <w:rPr>
-          <w:rFonts w:ascii="Arial" w:hAnsi="Arial" w:cs="Arial"/>
-          <w:sz w:val="20"/>
-        </w:rPr>
-        <w:t>, including deep-link routing and hardened session management.</w:t>
+          <w:sz w:val="22"/>
+        </w:rPr>
+      </w:pPr>
+      <w:r>
+        <w:rPr>
+          <w:sz w:val="22"/>
+        </w:rPr>
+        <w:t>Built resilient offline and retry behavior for unstable mobile networks using local caching, queued sync operations, and idempotent request handling so users could continue key actions even when connectivity degraded.</w:t>
       </w:r>
     </w:p>
     <w:p>
@@ -1403,40 +1118,83 @@
         </w:numPr>
         <w:jc w:val="both"/>
         <w:rPr>
-          <w:rFonts w:ascii="Arial" w:hAnsi="Arial" w:cs="Arial"/>
-          <w:sz w:val="20"/>
-        </w:rPr>
-      </w:pPr>
-      <w:proofErr w:type="gramStart"/>
-      <w:r>
-        <w:rPr>
-          <w:rFonts w:ascii="Arial" w:hAnsi="Arial" w:cs="Arial"/>
-          <w:sz w:val="20"/>
-        </w:rPr>
-        <w:t xml:space="preserve">Implemented background work policies with </w:t>
-      </w:r>
-      <w:r>
-        <w:rPr>
-          <w:rStyle w:val="Strong"/>
-          <w:rFonts w:ascii="Arial" w:hAnsi="Arial" w:cs="Arial"/>
-          <w:sz w:val="20"/>
-        </w:rPr>
-        <w:t>WorkManager</w:t>
-      </w:r>
-      <w:r>
-        <w:rPr>
-          <w:rFonts w:ascii="Arial" w:hAnsi="Arial" w:cs="Arial"/>
-          <w:sz w:val="20"/>
-        </w:rPr>
-        <w:t xml:space="preserve"> constraints, idempotent execution, and safe retries</w:t>
-      </w:r>
-      <w:proofErr w:type="gramEnd"/>
-      <w:r>
-        <w:rPr>
-          <w:rFonts w:ascii="Arial" w:hAnsi="Arial" w:cs="Arial"/>
-          <w:sz w:val="20"/>
-        </w:rPr>
-        <w:t xml:space="preserve"> to stabilize battery/network usage while protecting backend capacity.</w:t>
+          <w:sz w:val="22"/>
+        </w:rPr>
+      </w:pPr>
+      <w:r>
+        <w:rPr>
+          <w:sz w:val="22"/>
+        </w:rPr>
+        <w:t xml:space="preserve">Integrated </w:t>
+      </w:r>
+      <w:r>
+        <w:rPr>
+          <w:rStyle w:val="Strong"/>
+          <w:sz w:val="22"/>
+        </w:rPr>
+        <w:t>Room</w:t>
+      </w:r>
+      <w:r>
+        <w:rPr>
+          <w:sz w:val="22"/>
+        </w:rPr>
+        <w:t xml:space="preserve">, </w:t>
+      </w:r>
+      <w:r>
+        <w:rPr>
+          <w:rStyle w:val="Strong"/>
+          <w:sz w:val="22"/>
+        </w:rPr>
+        <w:t>Retrofit</w:t>
+      </w:r>
+      <w:r>
+        <w:rPr>
+          <w:sz w:val="22"/>
+        </w:rPr>
+        <w:t xml:space="preserve">, </w:t>
+      </w:r>
+      <w:proofErr w:type="spellStart"/>
+      <w:r>
+        <w:rPr>
+          <w:rStyle w:val="Strong"/>
+          <w:sz w:val="22"/>
+        </w:rPr>
+        <w:t>OkHttp</w:t>
+      </w:r>
+      <w:proofErr w:type="spellEnd"/>
+      <w:r>
+        <w:rPr>
+          <w:sz w:val="22"/>
+        </w:rPr>
+        <w:t xml:space="preserve">, </w:t>
+      </w:r>
+      <w:proofErr w:type="spellStart"/>
+      <w:r>
+        <w:rPr>
+          <w:rStyle w:val="Strong"/>
+          <w:sz w:val="22"/>
+        </w:rPr>
+        <w:t>Coroutines</w:t>
+      </w:r>
+      <w:proofErr w:type="spellEnd"/>
+      <w:r>
+        <w:rPr>
+          <w:sz w:val="22"/>
+        </w:rPr>
+        <w:t xml:space="preserve">, and </w:t>
+      </w:r>
+      <w:r>
+        <w:rPr>
+          <w:rStyle w:val="Strong"/>
+          <w:sz w:val="22"/>
+        </w:rPr>
+        <w:t>Flow</w:t>
+      </w:r>
+      <w:r>
+        <w:rPr>
+          <w:sz w:val="22"/>
+        </w:rPr>
+        <w:t xml:space="preserve"> into a cleaner data pipeline that simplified pagination, local persistence, and error propagation between repository, domain, and UI layers.</w:t>
       </w:r>
     </w:p>
     <w:p>
@@ -1448,44 +1206,48 @@
         </w:numPr>
         <w:jc w:val="both"/>
         <w:rPr>
-          <w:rFonts w:ascii="Arial" w:hAnsi="Arial" w:cs="Arial"/>
-          <w:sz w:val="20"/>
-        </w:rPr>
-      </w:pPr>
-      <w:r>
-        <w:rPr>
-          <w:rFonts w:ascii="Arial" w:hAnsi="Arial" w:cs="Arial"/>
-          <w:sz w:val="20"/>
-        </w:rPr>
-        <w:t xml:space="preserve">Partnered with platform teams to align mobile pagination, error contracts, and caching rules for services backed by </w:t>
-      </w:r>
-      <w:r>
-        <w:rPr>
-          <w:rStyle w:val="Strong"/>
-          <w:rFonts w:ascii="Arial" w:hAnsi="Arial" w:cs="Arial"/>
-          <w:sz w:val="20"/>
-        </w:rPr>
-        <w:t>PostgreSQL/MySQL</w:t>
-      </w:r>
-      <w:r>
-        <w:rPr>
-          <w:rFonts w:ascii="Arial" w:hAnsi="Arial" w:cs="Arial"/>
-          <w:sz w:val="20"/>
-        </w:rPr>
-        <w:t xml:space="preserve"> and performance protections via </w:t>
-      </w:r>
-      <w:r>
-        <w:rPr>
-          <w:rStyle w:val="Strong"/>
-          <w:rFonts w:ascii="Arial" w:hAnsi="Arial" w:cs="Arial"/>
-          <w:sz w:val="20"/>
-        </w:rPr>
-        <w:t>Redis/ElastiCache</w:t>
-      </w:r>
-      <w:r>
-        <w:rPr>
-          <w:rFonts w:ascii="Arial" w:hAnsi="Arial" w:cs="Arial"/>
-          <w:sz w:val="20"/>
+          <w:sz w:val="22"/>
+        </w:rPr>
+      </w:pPr>
+      <w:r>
+        <w:rPr>
+          <w:sz w:val="22"/>
+        </w:rPr>
+        <w:lastRenderedPageBreak/>
+        <w:t xml:space="preserve">Added structured crash monitoring with </w:t>
+      </w:r>
+      <w:r>
+        <w:rPr>
+          <w:rStyle w:val="Strong"/>
+          <w:sz w:val="22"/>
+        </w:rPr>
+        <w:t xml:space="preserve">Firebase </w:t>
+      </w:r>
+      <w:proofErr w:type="spellStart"/>
+      <w:r>
+        <w:rPr>
+          <w:rStyle w:val="Strong"/>
+          <w:sz w:val="22"/>
+        </w:rPr>
+        <w:t>Crashlytics</w:t>
+      </w:r>
+      <w:proofErr w:type="spellEnd"/>
+      <w:r>
+        <w:rPr>
+          <w:sz w:val="22"/>
+        </w:rPr>
+        <w:t xml:space="preserve"> and release-level analytics instrumentation, which helped the team identify regression patterns earlier and cut recurring production incidents by more than </w:t>
+      </w:r>
+      <w:r>
+        <w:rPr>
+          <w:rStyle w:val="Strong"/>
+          <w:sz w:val="22"/>
+        </w:rPr>
+        <w:t>35%</w:t>
+      </w:r>
+      <w:r>
+        <w:rPr>
+          <w:sz w:val="22"/>
         </w:rPr>
         <w:t>.</w:t>
       </w:r>
@@ -1499,46 +1261,14 @@
         </w:numPr>
         <w:jc w:val="both"/>
         <w:rPr>
-          <w:rFonts w:ascii="Arial" w:hAnsi="Arial" w:cs="Arial"/>
-          <w:sz w:val="20"/>
-        </w:rPr>
-      </w:pPr>
-      <w:r>
-        <w:rPr>
-          <w:rFonts w:ascii="Arial" w:hAnsi="Arial" w:cs="Arial"/>
-          <w:sz w:val="20"/>
-        </w:rPr>
-        <w:t xml:space="preserve">Supported event-driven sync and notifications by integrating with </w:t>
-      </w:r>
-      <w:r>
-        <w:rPr>
-          <w:rStyle w:val="Strong"/>
-          <w:rFonts w:ascii="Arial" w:hAnsi="Arial" w:cs="Arial"/>
-          <w:sz w:val="20"/>
-        </w:rPr>
-        <w:t>AWS SQS/SNS</w:t>
-      </w:r>
-      <w:r>
-        <w:rPr>
-          <w:rFonts w:ascii="Arial" w:hAnsi="Arial" w:cs="Arial"/>
-          <w:sz w:val="20"/>
-        </w:rPr>
-        <w:t xml:space="preserve">, plus stream-style processing patterns using </w:t>
-      </w:r>
-      <w:r>
-        <w:rPr>
-          <w:rStyle w:val="Strong"/>
-          <w:rFonts w:ascii="Arial" w:hAnsi="Arial" w:cs="Arial"/>
-          <w:sz w:val="20"/>
-        </w:rPr>
-        <w:t>Kafka/RabbitMQ</w:t>
-      </w:r>
-      <w:r>
-        <w:rPr>
-          <w:rFonts w:ascii="Arial" w:hAnsi="Arial" w:cs="Arial"/>
-          <w:sz w:val="20"/>
-        </w:rPr>
-        <w:t xml:space="preserve"> for durable workflows and replay safety.</w:t>
+          <w:sz w:val="22"/>
+        </w:rPr>
+      </w:pPr>
+      <w:r>
+        <w:rPr>
+          <w:sz w:val="22"/>
+        </w:rPr>
+        <w:t>Delivered secure authentication improvements by hardening token refresh behavior, session expiration handling, and edge-case API validation, reducing failed login loops and improving reliability during backend timeouts.</w:t>
       </w:r>
     </w:p>
     <w:p>
@@ -1550,31 +1280,14 @@
         </w:numPr>
         <w:jc w:val="both"/>
         <w:rPr>
-          <w:rFonts w:ascii="Arial" w:hAnsi="Arial" w:cs="Arial"/>
-          <w:sz w:val="20"/>
-        </w:rPr>
-      </w:pPr>
-      <w:r>
-        <w:rPr>
-          <w:rFonts w:ascii="Arial" w:hAnsi="Arial" w:cs="Arial"/>
-          <w:sz w:val="20"/>
-        </w:rPr>
-        <w:t xml:space="preserve">Contributed to search-driven experiences backed by </w:t>
-      </w:r>
-      <w:r>
-        <w:rPr>
-          <w:rStyle w:val="Strong"/>
-          <w:rFonts w:ascii="Arial" w:hAnsi="Arial" w:cs="Arial"/>
-          <w:sz w:val="20"/>
-        </w:rPr>
-        <w:t>Elasticsearch/OpenSearch</w:t>
-      </w:r>
-      <w:r>
-        <w:rPr>
-          <w:rFonts w:ascii="Arial" w:hAnsi="Arial" w:cs="Arial"/>
-          <w:sz w:val="20"/>
-        </w:rPr>
-        <w:t>, improving discovery latency and relevance through mobile-friendly query contracts.</w:t>
+          <w:sz w:val="22"/>
+        </w:rPr>
+      </w:pPr>
+      <w:r>
+        <w:rPr>
+          <w:sz w:val="22"/>
+        </w:rPr>
+        <w:t>Supported a gradual UI modernization from older XML-heavy screens into more reusable Android component patterns, enabling faster rollout of new features without destabilizing mature revenue-generating workflows.</w:t>
       </w:r>
     </w:p>
     <w:p>
@@ -1586,91 +1299,14 @@
         </w:numPr>
         <w:jc w:val="both"/>
         <w:rPr>
-          <w:rFonts w:ascii="Arial" w:hAnsi="Arial" w:cs="Arial"/>
-          <w:sz w:val="20"/>
-        </w:rPr>
-      </w:pPr>
-      <w:r>
-        <w:rPr>
-          <w:rFonts w:ascii="Arial" w:hAnsi="Arial" w:cs="Arial"/>
-          <w:sz w:val="20"/>
-        </w:rPr>
-        <w:t xml:space="preserve">Collaborated on cloud delivery for mobile APIs and assets using </w:t>
-      </w:r>
-      <w:r>
-        <w:rPr>
-          <w:rStyle w:val="Strong"/>
-          <w:rFonts w:ascii="Arial" w:hAnsi="Arial" w:cs="Arial"/>
-          <w:sz w:val="20"/>
-        </w:rPr>
-        <w:t>AWS API Gateway</w:t>
-      </w:r>
-      <w:r>
-        <w:rPr>
-          <w:rFonts w:ascii="Arial" w:hAnsi="Arial" w:cs="Arial"/>
-          <w:sz w:val="20"/>
-        </w:rPr>
-        <w:t xml:space="preserve">, </w:t>
-      </w:r>
-      <w:r>
-        <w:rPr>
-          <w:rStyle w:val="Strong"/>
-          <w:rFonts w:ascii="Arial" w:hAnsi="Arial" w:cs="Arial"/>
-          <w:sz w:val="20"/>
-        </w:rPr>
-        <w:t>Lambda</w:t>
-      </w:r>
-      <w:r>
-        <w:rPr>
-          <w:rFonts w:ascii="Arial" w:hAnsi="Arial" w:cs="Arial"/>
-          <w:sz w:val="20"/>
-        </w:rPr>
-        <w:t xml:space="preserve">, </w:t>
-      </w:r>
-      <w:r>
-        <w:rPr>
-          <w:rStyle w:val="Strong"/>
-          <w:rFonts w:ascii="Arial" w:hAnsi="Arial" w:cs="Arial"/>
-          <w:sz w:val="20"/>
-        </w:rPr>
-        <w:t>S3</w:t>
-      </w:r>
-      <w:r>
-        <w:rPr>
-          <w:rFonts w:ascii="Arial" w:hAnsi="Arial" w:cs="Arial"/>
-          <w:sz w:val="20"/>
-        </w:rPr>
-        <w:t xml:space="preserve">, and </w:t>
-      </w:r>
-      <w:r>
-        <w:rPr>
-          <w:rStyle w:val="Strong"/>
-          <w:rFonts w:ascii="Arial" w:hAnsi="Arial" w:cs="Arial"/>
-          <w:sz w:val="20"/>
-        </w:rPr>
-        <w:t>CloudFront</w:t>
-      </w:r>
-      <w:r>
-        <w:rPr>
-          <w:rFonts w:ascii="Arial" w:hAnsi="Arial" w:cs="Arial"/>
-          <w:sz w:val="20"/>
-        </w:rPr>
-        <w:t xml:space="preserve">, with operational visibility in </w:t>
-      </w:r>
-      <w:r>
-        <w:rPr>
-          <w:rStyle w:val="Strong"/>
-          <w:rFonts w:ascii="Arial" w:hAnsi="Arial" w:cs="Arial"/>
-          <w:sz w:val="20"/>
-        </w:rPr>
-        <w:t>CloudWatch</w:t>
-      </w:r>
-      <w:r>
-        <w:rPr>
-          <w:rFonts w:ascii="Arial" w:hAnsi="Arial" w:cs="Arial"/>
-          <w:sz w:val="20"/>
-        </w:rPr>
-        <w:t>.</w:t>
+          <w:sz w:val="22"/>
+        </w:rPr>
+      </w:pPr>
+      <w:r>
+        <w:rPr>
+          <w:sz w:val="22"/>
+        </w:rPr>
+        <w:t>Fixed a difficult memory leak issue tied to adapters and long-lived context references by auditing object lifecycles, removing improper listeners, and validating results with profiler-based regression checks.</w:t>
       </w:r>
     </w:p>
     <w:p>
@@ -1682,179 +1318,27 @@
         </w:numPr>
         <w:jc w:val="both"/>
         <w:rPr>
-          <w:rFonts w:ascii="Arial" w:hAnsi="Arial" w:cs="Arial"/>
-          <w:sz w:val="20"/>
-        </w:rPr>
-      </w:pPr>
-      <w:r>
-        <w:rPr>
-          <w:rFonts w:ascii="Arial" w:hAnsi="Arial" w:cs="Arial"/>
-          <w:sz w:val="20"/>
-        </w:rPr>
-        <w:lastRenderedPageBreak/>
-        <w:t xml:space="preserve">Participated in containerized environments for staging and service validation using </w:t>
-      </w:r>
-      <w:r>
-        <w:rPr>
-          <w:rStyle w:val="Strong"/>
-          <w:rFonts w:ascii="Arial" w:hAnsi="Arial" w:cs="Arial"/>
-          <w:sz w:val="20"/>
-        </w:rPr>
-        <w:t>Docker</w:t>
-      </w:r>
-      <w:r>
-        <w:rPr>
-          <w:rFonts w:ascii="Arial" w:hAnsi="Arial" w:cs="Arial"/>
-          <w:sz w:val="20"/>
-        </w:rPr>
-        <w:t xml:space="preserve"> and </w:t>
-      </w:r>
-      <w:r>
-        <w:rPr>
-          <w:rStyle w:val="Strong"/>
-          <w:rFonts w:ascii="Arial" w:hAnsi="Arial" w:cs="Arial"/>
-          <w:sz w:val="20"/>
-        </w:rPr>
-        <w:t>Kubernetes</w:t>
-      </w:r>
-      <w:r>
-        <w:rPr>
-          <w:rFonts w:ascii="Arial" w:hAnsi="Arial" w:cs="Arial"/>
-          <w:sz w:val="20"/>
-        </w:rPr>
-        <w:t xml:space="preserve"> (including </w:t>
-      </w:r>
-      <w:r>
-        <w:rPr>
-          <w:rStyle w:val="Strong"/>
-          <w:rFonts w:ascii="Arial" w:hAnsi="Arial" w:cs="Arial"/>
-          <w:sz w:val="20"/>
-        </w:rPr>
-        <w:t>EKS</w:t>
-      </w:r>
-      <w:r>
-        <w:rPr>
-          <w:rFonts w:ascii="Arial" w:hAnsi="Arial" w:cs="Arial"/>
-          <w:sz w:val="20"/>
-        </w:rPr>
-        <w:t>), coordinating releases with Helm-based deployment workflows.</w:t>
-      </w:r>
-    </w:p>
-    <w:p>
-      <w:pPr>
-        <w:pStyle w:val="NormalWeb"/>
-        <w:numPr>
-          <w:ilvl w:val="0"/>
-          <w:numId w:val="3"/>
-        </w:numPr>
-        <w:jc w:val="both"/>
-        <w:rPr>
-          <w:rFonts w:ascii="Arial" w:hAnsi="Arial" w:cs="Arial"/>
-          <w:sz w:val="20"/>
-        </w:rPr>
-      </w:pPr>
-      <w:r>
-        <w:rPr>
-          <w:rFonts w:ascii="Arial" w:hAnsi="Arial" w:cs="Arial"/>
-          <w:sz w:val="20"/>
-        </w:rPr>
-        <w:t xml:space="preserve">Supported infrastructure change management using </w:t>
-      </w:r>
-      <w:r>
-        <w:rPr>
-          <w:rStyle w:val="Strong"/>
-          <w:rFonts w:ascii="Arial" w:hAnsi="Arial" w:cs="Arial"/>
-          <w:sz w:val="20"/>
-        </w:rPr>
-        <w:t>Terraform/CloudFormation</w:t>
-      </w:r>
-      <w:r>
-        <w:rPr>
-          <w:rFonts w:ascii="Arial" w:hAnsi="Arial" w:cs="Arial"/>
-          <w:sz w:val="20"/>
-        </w:rPr>
-        <w:t xml:space="preserve"> and GitOps practices (including </w:t>
-      </w:r>
-      <w:r>
-        <w:rPr>
-          <w:rStyle w:val="Strong"/>
-          <w:rFonts w:ascii="Arial" w:hAnsi="Arial" w:cs="Arial"/>
-          <w:sz w:val="20"/>
-        </w:rPr>
-        <w:t>Argo CD</w:t>
-      </w:r>
-      <w:r>
-        <w:rPr>
-          <w:rFonts w:ascii="Arial" w:hAnsi="Arial" w:cs="Arial"/>
-          <w:sz w:val="20"/>
-        </w:rPr>
-        <w:t>) to keep environments reproducible and auditable.</w:t>
-      </w:r>
-    </w:p>
-    <w:p>
-      <w:pPr>
-        <w:pStyle w:val="NormalWeb"/>
-        <w:numPr>
-          <w:ilvl w:val="0"/>
-          <w:numId w:val="3"/>
-        </w:numPr>
-        <w:jc w:val="both"/>
-        <w:rPr>
-          <w:rFonts w:ascii="Arial" w:hAnsi="Arial" w:cs="Arial"/>
-          <w:sz w:val="20"/>
-        </w:rPr>
-      </w:pPr>
-      <w:r>
-        <w:rPr>
-          <w:rFonts w:ascii="Arial" w:hAnsi="Arial" w:cs="Arial"/>
-          <w:sz w:val="20"/>
-        </w:rPr>
-        <w:t xml:space="preserve">Integrated cross-cloud enterprise requirements by validating storage and telemetry export paths into </w:t>
-      </w:r>
-      <w:r>
-        <w:rPr>
-          <w:rStyle w:val="Strong"/>
-          <w:rFonts w:ascii="Arial" w:hAnsi="Arial" w:cs="Arial"/>
-          <w:sz w:val="20"/>
-        </w:rPr>
-        <w:t>Azure</w:t>
-      </w:r>
-      <w:r>
-        <w:rPr>
-          <w:rFonts w:ascii="Arial" w:hAnsi="Arial" w:cs="Arial"/>
-          <w:sz w:val="20"/>
-        </w:rPr>
-        <w:t xml:space="preserve"> and </w:t>
-      </w:r>
-      <w:r>
-        <w:rPr>
-          <w:rStyle w:val="Strong"/>
-          <w:rFonts w:ascii="Arial" w:hAnsi="Arial" w:cs="Arial"/>
-          <w:sz w:val="20"/>
-        </w:rPr>
-        <w:t>GCP</w:t>
-      </w:r>
-      <w:r>
-        <w:rPr>
-          <w:rFonts w:ascii="Arial" w:hAnsi="Arial" w:cs="Arial"/>
-          <w:sz w:val="20"/>
-        </w:rPr>
-        <w:t xml:space="preserve">, including </w:t>
-      </w:r>
-      <w:r>
-        <w:rPr>
-          <w:rStyle w:val="Strong"/>
-          <w:rFonts w:ascii="Arial" w:hAnsi="Arial" w:cs="Arial"/>
-          <w:sz w:val="20"/>
-        </w:rPr>
-        <w:t>BigQuery</w:t>
-      </w:r>
-      <w:r>
-        <w:rPr>
-          <w:rFonts w:ascii="Arial" w:hAnsi="Arial" w:cs="Arial"/>
-          <w:sz w:val="20"/>
-        </w:rPr>
-        <w:t xml:space="preserve"> consumption patterns for analytics.</w:t>
+          <w:sz w:val="22"/>
+        </w:rPr>
+      </w:pPr>
+      <w:r>
+        <w:rPr>
+          <w:sz w:val="22"/>
+        </w:rPr>
+        <w:t xml:space="preserve">Mentored Android engineers on code review standards, modular design, and production debugging practices, helping the team raise release confidence while shortening turnaround time for hotfixes and feature delivery by </w:t>
+      </w:r>
+      <w:r>
+        <w:rPr>
+          <w:rStyle w:val="Strong"/>
+          <w:sz w:val="22"/>
+        </w:rPr>
+        <w:t>30%</w:t>
+      </w:r>
+      <w:r>
+        <w:rPr>
+          <w:sz w:val="22"/>
+        </w:rPr>
+        <w:t>.</w:t>
       </w:r>
     </w:p>
     <w:p>
@@ -1882,6 +1366,7 @@
       </w:r>
     </w:p>
     <w:p>
+      <w:proofErr w:type="spellStart"/>
       <w:r>
         <w:rPr>
           <w:rFonts w:ascii="Arial" w:eastAsia="Arial" w:hAnsi="Arial" w:cs="Arial"/>
@@ -1891,7 +1376,19 @@
           <w:sz w:val="21"/>
           <w:szCs w:val="21"/>
         </w:rPr>
-        <w:t>Webiz Digital</w:t>
+        <w:t>Webiz</w:t>
+      </w:r>
+      <w:proofErr w:type="spellEnd"/>
+      <w:r>
+        <w:rPr>
+          <w:rFonts w:ascii="Arial" w:eastAsia="Arial" w:hAnsi="Arial" w:cs="Arial"/>
+          <w:b/>
+          <w:bCs/>
+          <w:color w:val="6F8F6B"/>
+          <w:sz w:val="21"/>
+          <w:szCs w:val="21"/>
+        </w:rPr>
+        <w:t xml:space="preserve"> Digital</w:t>
       </w:r>
     </w:p>
     <w:p>
@@ -1914,61 +1411,49 @@
         </w:numPr>
         <w:jc w:val="both"/>
         <w:rPr>
-          <w:rFonts w:ascii="Arial" w:hAnsi="Arial" w:cs="Arial"/>
-          <w:sz w:val="20"/>
-        </w:rPr>
-      </w:pPr>
-      <w:r>
-        <w:rPr>
-          <w:rFonts w:ascii="Arial" w:hAnsi="Arial" w:cs="Arial"/>
-          <w:sz w:val="20"/>
-        </w:rPr>
-        <w:t xml:space="preserve">Delivered customer-facing Android features using </w:t>
-      </w:r>
-      <w:r>
-        <w:rPr>
-          <w:rStyle w:val="Strong"/>
-          <w:rFonts w:ascii="Arial" w:hAnsi="Arial" w:cs="Arial"/>
-          <w:sz w:val="20"/>
+          <w:sz w:val="22"/>
+        </w:rPr>
+      </w:pPr>
+      <w:r>
+        <w:rPr>
+          <w:sz w:val="22"/>
+        </w:rPr>
+        <w:t xml:space="preserve">Built Android application features in </w:t>
+      </w:r>
+      <w:r>
+        <w:rPr>
+          <w:rStyle w:val="Strong"/>
+          <w:sz w:val="22"/>
+        </w:rPr>
+        <w:t>Java 8</w:t>
+      </w:r>
+      <w:r>
+        <w:rPr>
+          <w:sz w:val="22"/>
+        </w:rPr>
+        <w:t xml:space="preserve"> and later </w:t>
+      </w:r>
+      <w:proofErr w:type="spellStart"/>
+      <w:r>
+        <w:rPr>
+          <w:rStyle w:val="Strong"/>
+          <w:sz w:val="22"/>
         </w:rPr>
         <w:t>Kotlin</w:t>
       </w:r>
-      <w:r>
-        <w:rPr>
-          <w:rFonts w:ascii="Arial" w:hAnsi="Arial" w:cs="Arial"/>
-          <w:sz w:val="20"/>
-        </w:rPr>
-        <w:t xml:space="preserve"> and </w:t>
-      </w:r>
-      <w:r>
-        <w:rPr>
-          <w:rStyle w:val="Strong"/>
-          <w:rFonts w:ascii="Arial" w:hAnsi="Arial" w:cs="Arial"/>
-          <w:sz w:val="20"/>
-        </w:rPr>
-        <w:t>Java</w:t>
-      </w:r>
-      <w:r>
-        <w:rPr>
-          <w:rFonts w:ascii="Arial" w:hAnsi="Arial" w:cs="Arial"/>
-          <w:sz w:val="20"/>
-        </w:rPr>
-        <w:t xml:space="preserve">, applying </w:t>
-      </w:r>
-      <w:r>
-        <w:rPr>
-          <w:rStyle w:val="Strong"/>
-          <w:rFonts w:ascii="Arial" w:hAnsi="Arial" w:cs="Arial"/>
-          <w:sz w:val="20"/>
-        </w:rPr>
-        <w:t>MVVM</w:t>
-      </w:r>
-      <w:r>
-        <w:rPr>
-          <w:rFonts w:ascii="Arial" w:hAnsi="Arial" w:cs="Arial"/>
-          <w:sz w:val="20"/>
-        </w:rPr>
-        <w:t xml:space="preserve"> and clean boundaries to keep rapid iteration maintainable.</w:t>
+      <w:proofErr w:type="spellEnd"/>
+      <w:r>
+        <w:rPr>
+          <w:rStyle w:val="Strong"/>
+          <w:sz w:val="22"/>
+        </w:rPr>
+        <w:t xml:space="preserve"> 1.4–1.6</w:t>
+      </w:r>
+      <w:r>
+        <w:rPr>
+          <w:sz w:val="22"/>
+        </w:rPr>
+        <w:t>, focusing on customer-facing workflows such as onboarding, search, messaging, profile management, and API-driven content delivery.</w:t>
       </w:r>
     </w:p>
     <w:p>
@@ -1980,16 +1465,29 @@
         </w:numPr>
         <w:jc w:val="both"/>
         <w:rPr>
-          <w:rFonts w:ascii="Arial" w:hAnsi="Arial" w:cs="Arial"/>
-          <w:sz w:val="20"/>
-        </w:rPr>
-      </w:pPr>
-      <w:r>
-        <w:rPr>
-          <w:rFonts w:ascii="Arial" w:hAnsi="Arial" w:cs="Arial"/>
-          <w:sz w:val="20"/>
-        </w:rPr>
-        <w:t>Built reusable UI components with AndroidX and Lifecycle patterns, improving delivery speed while reducing duplication across multiple feature areas.</w:t>
+          <w:sz w:val="22"/>
+        </w:rPr>
+      </w:pPr>
+      <w:r>
+        <w:rPr>
+          <w:sz w:val="22"/>
+        </w:rPr>
+        <w:t xml:space="preserve">Contributed to the migration of older Android support-library code toward </w:t>
+      </w:r>
+      <w:proofErr w:type="spellStart"/>
+      <w:r>
+        <w:rPr>
+          <w:rStyle w:val="Strong"/>
+          <w:sz w:val="22"/>
+        </w:rPr>
+        <w:t>AndroidX</w:t>
+      </w:r>
+      <w:proofErr w:type="spellEnd"/>
+      <w:r>
+        <w:rPr>
+          <w:sz w:val="22"/>
+        </w:rPr>
+        <w:t xml:space="preserve"> and more maintainable Jetpack patterns, reducing compatibility friction and simplifying long-term library maintenance.</w:t>
       </w:r>
     </w:p>
     <w:p>
@@ -2001,31 +1499,42 @@
         </w:numPr>
         <w:jc w:val="both"/>
         <w:rPr>
-          <w:rFonts w:ascii="Arial" w:hAnsi="Arial" w:cs="Arial"/>
-          <w:sz w:val="20"/>
-        </w:rPr>
-      </w:pPr>
-      <w:r>
-        <w:rPr>
-          <w:rFonts w:ascii="Arial" w:hAnsi="Arial" w:cs="Arial"/>
-          <w:sz w:val="20"/>
-        </w:rPr>
-        <w:t xml:space="preserve">Implemented robust API integrations for accounts and feeds using </w:t>
-      </w:r>
-      <w:r>
-        <w:rPr>
-          <w:rStyle w:val="Strong"/>
-          <w:rFonts w:ascii="Arial" w:hAnsi="Arial" w:cs="Arial"/>
-          <w:sz w:val="20"/>
-        </w:rPr>
-        <w:t>Retrofit/OkHttp</w:t>
-      </w:r>
-      <w:r>
-        <w:rPr>
-          <w:rFonts w:ascii="Arial" w:hAnsi="Arial" w:cs="Arial"/>
-          <w:sz w:val="20"/>
-        </w:rPr>
-        <w:t>, with defensive parsing and consistent error mapping to reduce support tickets.</w:t>
+          <w:sz w:val="22"/>
+        </w:rPr>
+      </w:pPr>
+      <w:r>
+        <w:rPr>
+          <w:sz w:val="22"/>
+        </w:rPr>
+        <w:t xml:space="preserve">Developed reusable networking and parsing layers around </w:t>
+      </w:r>
+      <w:r>
+        <w:rPr>
+          <w:rStyle w:val="Strong"/>
+          <w:sz w:val="22"/>
+        </w:rPr>
+        <w:t>Retrofit</w:t>
+      </w:r>
+      <w:r>
+        <w:rPr>
+          <w:sz w:val="22"/>
+        </w:rPr>
+        <w:t xml:space="preserve"> and </w:t>
+      </w:r>
+      <w:proofErr w:type="spellStart"/>
+      <w:r>
+        <w:rPr>
+          <w:rStyle w:val="Strong"/>
+          <w:sz w:val="22"/>
+        </w:rPr>
+        <w:t>OkHttp</w:t>
+      </w:r>
+      <w:proofErr w:type="spellEnd"/>
+      <w:r>
+        <w:rPr>
+          <w:sz w:val="22"/>
+        </w:rPr>
+        <w:t>, improving consistency in API consumption and reducing duplicate request-handling logic across multiple screens and business features.</w:t>
       </w:r>
     </w:p>
     <w:p>
@@ -2037,16 +1546,14 @@
         </w:numPr>
         <w:jc w:val="both"/>
         <w:rPr>
-          <w:rFonts w:ascii="Arial" w:hAnsi="Arial" w:cs="Arial"/>
-          <w:sz w:val="20"/>
-        </w:rPr>
-      </w:pPr>
-      <w:r>
-        <w:rPr>
-          <w:rFonts w:ascii="Arial" w:hAnsi="Arial" w:cs="Arial"/>
-          <w:sz w:val="20"/>
-        </w:rPr>
-        <w:t>Improved stability by diagnosing production crashes and ANRs, fixing lifecycle/threading issues and strengthening null-safety and state restoration patterns.</w:t>
+          <w:sz w:val="22"/>
+        </w:rPr>
+      </w:pPr>
+      <w:r>
+        <w:rPr>
+          <w:sz w:val="22"/>
+        </w:rPr>
+        <w:t>Solved a recurring issue where slow API responses caused duplicate submissions by introducing client-side request guards, better loading-state control, and stronger backend response reconciliation logic.</w:t>
       </w:r>
     </w:p>
     <w:p>
@@ -2058,16 +1565,27 @@
         </w:numPr>
         <w:jc w:val="both"/>
         <w:rPr>
-          <w:rFonts w:ascii="Arial" w:hAnsi="Arial" w:cs="Arial"/>
-          <w:sz w:val="20"/>
-        </w:rPr>
-      </w:pPr>
-      <w:r>
-        <w:rPr>
-          <w:rFonts w:ascii="Arial" w:hAnsi="Arial" w:cs="Arial"/>
-          <w:sz w:val="20"/>
-        </w:rPr>
-        <w:t>Added background sync behaviors with constraints and retry strategies, ensuring timely updates without excessive battery/network consumption.</w:t>
+          <w:sz w:val="22"/>
+        </w:rPr>
+      </w:pPr>
+      <w:r>
+        <w:rPr>
+          <w:sz w:val="22"/>
+        </w:rPr>
+        <w:t xml:space="preserve">Enhanced local persistence with SQLite and later </w:t>
+      </w:r>
+      <w:r>
+        <w:rPr>
+          <w:rStyle w:val="Strong"/>
+          <w:sz w:val="22"/>
+        </w:rPr>
+        <w:t>Room</w:t>
+      </w:r>
+      <w:r>
+        <w:rPr>
+          <w:sz w:val="22"/>
+        </w:rPr>
+        <w:t>, giving the app better caching behavior, faster reloads, and more stable user experiences when reopening content-heavy screens after interruptions.</w:t>
       </w:r>
     </w:p>
     <w:p>
@@ -2079,16 +1597,14 @@
         </w:numPr>
         <w:jc w:val="both"/>
         <w:rPr>
-          <w:rFonts w:ascii="Arial" w:hAnsi="Arial" w:cs="Arial"/>
-          <w:sz w:val="20"/>
-        </w:rPr>
-      </w:pPr>
-      <w:r>
-        <w:rPr>
-          <w:rFonts w:ascii="Arial" w:hAnsi="Arial" w:cs="Arial"/>
-          <w:sz w:val="20"/>
-        </w:rPr>
-        <w:t>Implemented caching strategies and pagination/infinite scrolling, reducing repeated calls and improving perceived responsiveness in content-heavy screens.</w:t>
+          <w:sz w:val="22"/>
+        </w:rPr>
+      </w:pPr>
+      <w:r>
+        <w:rPr>
+          <w:sz w:val="22"/>
+        </w:rPr>
+        <w:t>Implemented push notification flows, deep links, and background update handling so that marketing campaigns, transactional alerts, and user-return journeys behaved consistently across supported Android devices.</w:t>
       </w:r>
     </w:p>
     <w:p>
@@ -2100,31 +1616,14 @@
         </w:numPr>
         <w:jc w:val="both"/>
         <w:rPr>
-          <w:rFonts w:ascii="Arial" w:hAnsi="Arial" w:cs="Arial"/>
-          <w:sz w:val="20"/>
-        </w:rPr>
-      </w:pPr>
-      <w:r>
-        <w:rPr>
-          <w:rFonts w:ascii="Arial" w:hAnsi="Arial" w:cs="Arial"/>
-          <w:sz w:val="20"/>
-        </w:rPr>
-        <w:t xml:space="preserve">Coordinated backend contract changes for systems backed by </w:t>
-      </w:r>
-      <w:r>
-        <w:rPr>
-          <w:rStyle w:val="Strong"/>
-          <w:rFonts w:ascii="Arial" w:hAnsi="Arial" w:cs="Arial"/>
-          <w:sz w:val="20"/>
-        </w:rPr>
-        <w:t>PostgreSQL/MySQL/SQL Server</w:t>
-      </w:r>
-      <w:r>
-        <w:rPr>
-          <w:rFonts w:ascii="Arial" w:hAnsi="Arial" w:cs="Arial"/>
-          <w:sz w:val="20"/>
-        </w:rPr>
-        <w:t>, ensuring mobile schemas, indexes, and pagination semantics stayed compatible.</w:t>
+          <w:sz w:val="22"/>
+        </w:rPr>
+      </w:pPr>
+      <w:r>
+        <w:rPr>
+          <w:sz w:val="22"/>
+        </w:rPr>
+        <w:t>Reduced crash rates tied to malformed server payloads by adding safer response mapping, defensive null handling, and fallback UI behavior, which improved app stability during partial backend outages.</w:t>
       </w:r>
     </w:p>
     <w:p>
@@ -2136,46 +1635,14 @@
         </w:numPr>
         <w:jc w:val="both"/>
         <w:rPr>
-          <w:rFonts w:ascii="Arial" w:hAnsi="Arial" w:cs="Arial"/>
-          <w:sz w:val="20"/>
-        </w:rPr>
-      </w:pPr>
-      <w:r>
-        <w:rPr>
-          <w:rFonts w:ascii="Arial" w:hAnsi="Arial" w:cs="Arial"/>
-          <w:sz w:val="20"/>
-        </w:rPr>
-        <w:t xml:space="preserve">Collaborated on async workflows using queue-based patterns with </w:t>
-      </w:r>
-      <w:r>
-        <w:rPr>
-          <w:rStyle w:val="Strong"/>
-          <w:rFonts w:ascii="Arial" w:hAnsi="Arial" w:cs="Arial"/>
-          <w:sz w:val="20"/>
-        </w:rPr>
-        <w:t>AWS SQS/SNS</w:t>
-      </w:r>
-      <w:r>
-        <w:rPr>
-          <w:rFonts w:ascii="Arial" w:hAnsi="Arial" w:cs="Arial"/>
-          <w:sz w:val="20"/>
-        </w:rPr>
-        <w:t xml:space="preserve"> and </w:t>
-      </w:r>
-      <w:r>
-        <w:rPr>
-          <w:rStyle w:val="Strong"/>
-          <w:rFonts w:ascii="Arial" w:hAnsi="Arial" w:cs="Arial"/>
-          <w:sz w:val="20"/>
-        </w:rPr>
-        <w:t>RabbitMQ/Kafka</w:t>
-      </w:r>
-      <w:r>
-        <w:rPr>
-          <w:rFonts w:ascii="Arial" w:hAnsi="Arial" w:cs="Arial"/>
-          <w:sz w:val="20"/>
-        </w:rPr>
-        <w:t xml:space="preserve"> concepts to avoid blocking user flows during heavy processing.</w:t>
+          <w:sz w:val="22"/>
+        </w:rPr>
+      </w:pPr>
+      <w:r>
+        <w:rPr>
+          <w:sz w:val="22"/>
+        </w:rPr>
+        <w:t>Worked closely with design and product teams to refine XML layout behavior for different screen sizes, improving responsiveness and usability across phones with varied resolutions and hardware capabilities.</w:t>
       </w:r>
     </w:p>
     <w:p>
@@ -2187,31 +1654,28 @@
         </w:numPr>
         <w:jc w:val="both"/>
         <w:rPr>
-          <w:rFonts w:ascii="Arial" w:hAnsi="Arial" w:cs="Arial"/>
-          <w:sz w:val="20"/>
-        </w:rPr>
-      </w:pPr>
-      <w:r>
-        <w:rPr>
-          <w:rFonts w:ascii="Arial" w:hAnsi="Arial" w:cs="Arial"/>
-          <w:sz w:val="20"/>
-        </w:rPr>
-        <w:t xml:space="preserve">Supported search and filtering experiences powered by </w:t>
-      </w:r>
-      <w:r>
-        <w:rPr>
-          <w:rStyle w:val="Strong"/>
-          <w:rFonts w:ascii="Arial" w:hAnsi="Arial" w:cs="Arial"/>
-          <w:sz w:val="20"/>
-        </w:rPr>
-        <w:t>Elasticsearch</w:t>
-      </w:r>
-      <w:r>
-        <w:rPr>
-          <w:rFonts w:ascii="Arial" w:hAnsi="Arial" w:cs="Arial"/>
-          <w:sz w:val="20"/>
-        </w:rPr>
-        <w:t>, validating query behavior and edge-case handling in the mobile client.</w:t>
+          <w:sz w:val="22"/>
+        </w:rPr>
+      </w:pPr>
+      <w:r>
+        <w:rPr>
+          <w:sz w:val="22"/>
+        </w:rPr>
+        <w:t xml:space="preserve">Improved </w:t>
+      </w:r>
+      <w:proofErr w:type="spellStart"/>
+      <w:r>
+        <w:rPr>
+          <w:sz w:val="22"/>
+        </w:rPr>
+        <w:t>Gradle</w:t>
+      </w:r>
+      <w:proofErr w:type="spellEnd"/>
+      <w:r>
+        <w:rPr>
+          <w:sz w:val="22"/>
+        </w:rPr>
+        <w:t xml:space="preserve"> build reliability and release packaging by cleaning dependency conflicts, standardizing build variants, and tightening signing and environment configuration used in staging and production pipelines.</w:t>
       </w:r>
     </w:p>
     <w:p>
@@ -2223,46 +1687,57 @@
         </w:numPr>
         <w:jc w:val="both"/>
         <w:rPr>
-          <w:rFonts w:ascii="Arial" w:hAnsi="Arial" w:cs="Arial"/>
-          <w:sz w:val="20"/>
-        </w:rPr>
-      </w:pPr>
-      <w:r>
-        <w:rPr>
-          <w:rFonts w:ascii="Arial" w:hAnsi="Arial" w:cs="Arial"/>
-          <w:sz w:val="20"/>
-        </w:rPr>
-        <w:t xml:space="preserve">Contributed to build hygiene and reproducible delivery via Gradle and </w:t>
-      </w:r>
-      <w:r>
-        <w:rPr>
-          <w:rStyle w:val="Strong"/>
-          <w:rFonts w:ascii="Arial" w:hAnsi="Arial" w:cs="Arial"/>
-          <w:sz w:val="20"/>
-        </w:rPr>
-        <w:t>CI/CD</w:t>
-      </w:r>
-      <w:r>
-        <w:rPr>
-          <w:rFonts w:ascii="Arial" w:hAnsi="Arial" w:cs="Arial"/>
-          <w:sz w:val="20"/>
-        </w:rPr>
-        <w:t xml:space="preserve"> practices using </w:t>
-      </w:r>
-      <w:r>
-        <w:rPr>
-          <w:rStyle w:val="Strong"/>
-          <w:rFonts w:ascii="Arial" w:hAnsi="Arial" w:cs="Arial"/>
-          <w:sz w:val="20"/>
-        </w:rPr>
-        <w:t>GitHub Actions</w:t>
-      </w:r>
-      <w:r>
-        <w:rPr>
-          <w:rFonts w:ascii="Arial" w:hAnsi="Arial" w:cs="Arial"/>
-          <w:sz w:val="20"/>
-        </w:rPr>
-        <w:t>, plus release checklist discipline.</w:t>
+          <w:sz w:val="22"/>
+        </w:rPr>
+      </w:pPr>
+      <w:r>
+        <w:rPr>
+          <w:sz w:val="22"/>
+        </w:rPr>
+        <w:t xml:space="preserve">Introduced unit and UI testing coverage for high-risk flows using </w:t>
+      </w:r>
+      <w:proofErr w:type="spellStart"/>
+      <w:r>
+        <w:rPr>
+          <w:rStyle w:val="Strong"/>
+          <w:sz w:val="22"/>
+        </w:rPr>
+        <w:t>JUnit</w:t>
+      </w:r>
+      <w:proofErr w:type="spellEnd"/>
+      <w:r>
+        <w:rPr>
+          <w:sz w:val="22"/>
+        </w:rPr>
+        <w:t xml:space="preserve">, </w:t>
+      </w:r>
+      <w:r>
+        <w:rPr>
+          <w:rStyle w:val="Strong"/>
+          <w:sz w:val="22"/>
+        </w:rPr>
+        <w:t>Espresso</w:t>
+      </w:r>
+      <w:r>
+        <w:rPr>
+          <w:sz w:val="22"/>
+        </w:rPr>
+        <w:t xml:space="preserve">, and </w:t>
+      </w:r>
+      <w:proofErr w:type="spellStart"/>
+      <w:r>
+        <w:rPr>
+          <w:rStyle w:val="Strong"/>
+          <w:sz w:val="22"/>
+        </w:rPr>
+        <w:t>Mockito</w:t>
+      </w:r>
+      <w:proofErr w:type="spellEnd"/>
+      <w:r>
+        <w:rPr>
+          <w:sz w:val="22"/>
+        </w:rPr>
+        <w:t>, creating more confidence around refactors and helping catch regressions before Play Store submissions.</w:t>
       </w:r>
     </w:p>
     <w:p>
@@ -2274,134 +1749,27 @@
         </w:numPr>
         <w:jc w:val="both"/>
         <w:rPr>
-          <w:rFonts w:ascii="Arial" w:hAnsi="Arial" w:cs="Arial"/>
-          <w:sz w:val="20"/>
-        </w:rPr>
-      </w:pPr>
-      <w:r>
-        <w:rPr>
-          <w:rFonts w:ascii="Arial" w:hAnsi="Arial" w:cs="Arial"/>
-          <w:sz w:val="20"/>
-        </w:rPr>
-        <w:t xml:space="preserve">Worked with containerized dev/test environments using </w:t>
-      </w:r>
-      <w:r>
-        <w:rPr>
-          <w:rStyle w:val="Strong"/>
-          <w:rFonts w:ascii="Arial" w:hAnsi="Arial" w:cs="Arial"/>
-          <w:sz w:val="20"/>
-        </w:rPr>
-        <w:t>Docker</w:t>
-      </w:r>
-      <w:r>
-        <w:rPr>
-          <w:rFonts w:ascii="Arial" w:hAnsi="Arial" w:cs="Arial"/>
-          <w:sz w:val="20"/>
-        </w:rPr>
-        <w:t>, aligning local API validation with staged infrastructure.</w:t>
-      </w:r>
-    </w:p>
-    <w:p>
-      <w:pPr>
-        <w:pStyle w:val="NormalWeb"/>
-        <w:numPr>
-          <w:ilvl w:val="0"/>
-          <w:numId w:val="5"/>
-        </w:numPr>
-        <w:jc w:val="both"/>
-        <w:rPr>
-          <w:rFonts w:ascii="Arial" w:hAnsi="Arial" w:cs="Arial"/>
-          <w:sz w:val="20"/>
-        </w:rPr>
-      </w:pPr>
-      <w:r>
-        <w:rPr>
-          <w:rFonts w:ascii="Arial" w:hAnsi="Arial" w:cs="Arial"/>
-          <w:sz w:val="20"/>
-        </w:rPr>
-        <w:t xml:space="preserve">Partnered with cloud teams operating </w:t>
-      </w:r>
-      <w:r>
-        <w:rPr>
-          <w:rStyle w:val="Strong"/>
-          <w:rFonts w:ascii="Arial" w:hAnsi="Arial" w:cs="Arial"/>
-          <w:sz w:val="20"/>
-        </w:rPr>
-        <w:t>AWS</w:t>
-      </w:r>
-      <w:r>
-        <w:rPr>
-          <w:rFonts w:ascii="Arial" w:hAnsi="Arial" w:cs="Arial"/>
-          <w:sz w:val="20"/>
-        </w:rPr>
-        <w:t xml:space="preserve"> services (API Gateway, Lambda, </w:t>
-      </w:r>
-      <w:proofErr w:type="gramStart"/>
-      <w:r>
-        <w:rPr>
-          <w:rFonts w:ascii="Arial" w:hAnsi="Arial" w:cs="Arial"/>
-          <w:sz w:val="20"/>
-        </w:rPr>
-        <w:t>S3</w:t>
-      </w:r>
-      <w:proofErr w:type="gramEnd"/>
-      <w:r>
-        <w:rPr>
-          <w:rFonts w:ascii="Arial" w:hAnsi="Arial" w:cs="Arial"/>
-          <w:sz w:val="20"/>
-        </w:rPr>
-        <w:t xml:space="preserve">) and monitoring via </w:t>
-      </w:r>
-      <w:r>
-        <w:rPr>
-          <w:rStyle w:val="Strong"/>
-          <w:rFonts w:ascii="Arial" w:hAnsi="Arial" w:cs="Arial"/>
-          <w:sz w:val="20"/>
-        </w:rPr>
-        <w:t>CloudWatch</w:t>
-      </w:r>
-      <w:r>
-        <w:rPr>
-          <w:rFonts w:ascii="Arial" w:hAnsi="Arial" w:cs="Arial"/>
-          <w:sz w:val="20"/>
-        </w:rPr>
-        <w:t>, ensuring mobile timeouts/retries matched platform limits.</w:t>
-      </w:r>
-    </w:p>
-    <w:p>
-      <w:pPr>
-        <w:pStyle w:val="NormalWeb"/>
-        <w:numPr>
-          <w:ilvl w:val="0"/>
-          <w:numId w:val="5"/>
-        </w:numPr>
-        <w:jc w:val="both"/>
-        <w:rPr>
-          <w:rFonts w:ascii="Arial" w:hAnsi="Arial" w:cs="Arial"/>
-          <w:sz w:val="20"/>
-        </w:rPr>
-      </w:pPr>
-      <w:r>
-        <w:rPr>
-          <w:rFonts w:ascii="Arial" w:hAnsi="Arial" w:cs="Arial"/>
-          <w:sz w:val="20"/>
-        </w:rPr>
-        <w:t xml:space="preserve">Helped improve operational visibility by defining structured event logs and dashboard-ready metrics, aligning mobile signals with </w:t>
-      </w:r>
-      <w:r>
-        <w:rPr>
-          <w:rStyle w:val="Strong"/>
-          <w:rFonts w:ascii="Arial" w:hAnsi="Arial" w:cs="Arial"/>
-          <w:sz w:val="20"/>
-        </w:rPr>
-        <w:t>Datadog/Grafana/ELK</w:t>
-      </w:r>
-      <w:r>
-        <w:rPr>
-          <w:rFonts w:ascii="Arial" w:hAnsi="Arial" w:cs="Arial"/>
-          <w:sz w:val="20"/>
-        </w:rPr>
-        <w:t xml:space="preserve"> reporting patterns.</w:t>
+          <w:sz w:val="22"/>
+        </w:rPr>
+      </w:pPr>
+      <w:r>
+        <w:rPr>
+          <w:sz w:val="22"/>
+        </w:rPr>
+        <w:t xml:space="preserve">Partnered with backend engineers to document API contracts, validate mobile edge cases, and roll out new capabilities in smaller increments, which reduced integration delays and improved sprint predictability by </w:t>
+      </w:r>
+      <w:r>
+        <w:rPr>
+          <w:rStyle w:val="Strong"/>
+          <w:sz w:val="22"/>
+        </w:rPr>
+        <w:t>25%</w:t>
+      </w:r>
+      <w:r>
+        <w:rPr>
+          <w:sz w:val="22"/>
+        </w:rPr>
+        <w:t>.</w:t>
       </w:r>
     </w:p>
     <w:p>
@@ -2463,31 +1831,27 @@
         </w:numPr>
         <w:jc w:val="both"/>
         <w:rPr>
-          <w:rFonts w:ascii="Arial" w:hAnsi="Arial" w:cs="Arial"/>
-          <w:sz w:val="20"/>
-        </w:rPr>
-      </w:pPr>
-      <w:r>
-        <w:rPr>
-          <w:rFonts w:ascii="Arial" w:hAnsi="Arial" w:cs="Arial"/>
-          <w:sz w:val="20"/>
-        </w:rPr>
-        <w:t xml:space="preserve">Built and maintained Android application features in </w:t>
-      </w:r>
-      <w:r>
-        <w:rPr>
-          <w:rStyle w:val="Strong"/>
-          <w:rFonts w:ascii="Arial" w:hAnsi="Arial" w:cs="Arial"/>
-          <w:sz w:val="20"/>
-        </w:rPr>
-        <w:t>Java</w:t>
-      </w:r>
-      <w:r>
-        <w:rPr>
-          <w:rFonts w:ascii="Arial" w:hAnsi="Arial" w:cs="Arial"/>
-          <w:sz w:val="20"/>
-        </w:rPr>
-        <w:t>, implementing core UI flows, persistence patterns, and network calls with strong backward compatibility discipline.</w:t>
+          <w:sz w:val="22"/>
+        </w:rPr>
+      </w:pPr>
+      <w:r>
+        <w:rPr>
+          <w:sz w:val="22"/>
+        </w:rPr>
+        <w:t xml:space="preserve">Developed early Android business application modules using </w:t>
+      </w:r>
+      <w:r>
+        <w:rPr>
+          <w:rStyle w:val="Strong"/>
+          <w:sz w:val="22"/>
+        </w:rPr>
+        <w:t>Java 7–8</w:t>
+      </w:r>
+      <w:r>
+        <w:rPr>
+          <w:sz w:val="22"/>
+        </w:rPr>
+        <w:t>, XML layouts, and traditional Android component patterns, delivering account, reporting, and workflow screens for internal and client-facing use cases.</w:t>
       </w:r>
     </w:p>
     <w:p>
@@ -2499,16 +1863,14 @@
         </w:numPr>
         <w:jc w:val="both"/>
         <w:rPr>
-          <w:rFonts w:ascii="Arial" w:hAnsi="Arial" w:cs="Arial"/>
-          <w:sz w:val="20"/>
-        </w:rPr>
-      </w:pPr>
-      <w:r>
-        <w:rPr>
-          <w:rFonts w:ascii="Arial" w:hAnsi="Arial" w:cs="Arial"/>
-          <w:sz w:val="20"/>
-        </w:rPr>
-        <w:t>Developed REST-driven screens with careful input validation and defensive JSON handling, improving UX under unreliable network conditions.</w:t>
+          <w:sz w:val="22"/>
+        </w:rPr>
+      </w:pPr>
+      <w:r>
+        <w:rPr>
+          <w:sz w:val="22"/>
+        </w:rPr>
+        <w:t>Built CRUD-heavy mobile screens connected to REST-style backend services, gaining strong experience in request handling, local validation, list rendering, and practical error messaging for operational users.</w:t>
       </w:r>
     </w:p>
     <w:p>
@@ -2520,16 +1882,14 @@
         </w:numPr>
         <w:jc w:val="both"/>
         <w:rPr>
-          <w:rFonts w:ascii="Arial" w:hAnsi="Arial" w:cs="Arial"/>
-          <w:sz w:val="20"/>
-        </w:rPr>
-      </w:pPr>
-      <w:r>
-        <w:rPr>
-          <w:rFonts w:ascii="Arial" w:hAnsi="Arial" w:cs="Arial"/>
-          <w:sz w:val="20"/>
-        </w:rPr>
-        <w:t>Improved responsiveness by moving expensive work off the main thread and adopting lifecycle-aware resource handling to reduce UI freezes.</w:t>
+          <w:sz w:val="22"/>
+        </w:rPr>
+      </w:pPr>
+      <w:r>
+        <w:rPr>
+          <w:sz w:val="22"/>
+        </w:rPr>
+        <w:t>Maintained and enhanced existing Java-based Android code by refactoring oversized activities into cleaner helper and manager classes, which improved readability without forcing risky full rewrites too early.</w:t>
       </w:r>
     </w:p>
     <w:p>
@@ -2541,16 +1901,14 @@
         </w:numPr>
         <w:jc w:val="both"/>
         <w:rPr>
-          <w:rFonts w:ascii="Arial" w:hAnsi="Arial" w:cs="Arial"/>
-          <w:sz w:val="20"/>
-        </w:rPr>
-      </w:pPr>
-      <w:r>
-        <w:rPr>
-          <w:rFonts w:ascii="Arial" w:hAnsi="Arial" w:cs="Arial"/>
-          <w:sz w:val="20"/>
-        </w:rPr>
-        <w:t>Supported early stability practices through better logging, reproducible defect steps, and targeted instrumentation for production issue diagnosis.</w:t>
+          <w:sz w:val="22"/>
+        </w:rPr>
+      </w:pPr>
+      <w:r>
+        <w:rPr>
+          <w:sz w:val="22"/>
+        </w:rPr>
+        <w:t>Resolved a frustrating issue where screen rotation caused duplicated fragments and broken form state by restructuring activity lifecycle handling and persisting essential UI data more carefully.</w:t>
       </w:r>
     </w:p>
     <w:p>
@@ -2562,16 +1920,15 @@
         </w:numPr>
         <w:jc w:val="both"/>
         <w:rPr>
-          <w:rFonts w:ascii="Arial" w:hAnsi="Arial" w:cs="Arial"/>
-          <w:sz w:val="20"/>
-        </w:rPr>
-      </w:pPr>
-      <w:r>
-        <w:rPr>
-          <w:rFonts w:ascii="Arial" w:hAnsi="Arial" w:cs="Arial"/>
-          <w:sz w:val="20"/>
-        </w:rPr>
-        <w:t>Maintained Gradle configurations and dependency hygiene to reduce build breakages and improve developer productivity across the team.</w:t>
+          <w:sz w:val="22"/>
+        </w:rPr>
+      </w:pPr>
+      <w:r>
+        <w:rPr>
+          <w:sz w:val="22"/>
+        </w:rPr>
+        <w:lastRenderedPageBreak/>
+        <w:t>Improved app responsiveness on lower-spec devices by reducing unnecessary view inflation, optimizing adapter updates, and trimming synchronous work that previously blocked the main thread during navigation.</w:t>
       </w:r>
     </w:p>
     <w:p>
@@ -2583,16 +1940,14 @@
         </w:numPr>
         <w:jc w:val="both"/>
         <w:rPr>
-          <w:rFonts w:ascii="Arial" w:hAnsi="Arial" w:cs="Arial"/>
-          <w:sz w:val="20"/>
-        </w:rPr>
-      </w:pPr>
-      <w:r>
-        <w:rPr>
-          <w:rFonts w:ascii="Arial" w:hAnsi="Arial" w:cs="Arial"/>
-          <w:sz w:val="20"/>
-        </w:rPr>
-        <w:t>Added practical automated tests for critical logic and regression-prone flows, increasing confidence during iterative delivery.</w:t>
+          <w:sz w:val="22"/>
+        </w:rPr>
+      </w:pPr>
+      <w:r>
+        <w:rPr>
+          <w:sz w:val="22"/>
+        </w:rPr>
+        <w:t>Implemented safer login and session persistence behavior, helping the app recover better from expired credentials, interrupted requests, and inconsistent backend responses in real production environments.</w:t>
       </w:r>
     </w:p>
     <w:p>
@@ -2604,16 +1959,14 @@
         </w:numPr>
         <w:jc w:val="both"/>
         <w:rPr>
-          <w:rFonts w:ascii="Arial" w:hAnsi="Arial" w:cs="Arial"/>
-          <w:sz w:val="20"/>
-        </w:rPr>
-      </w:pPr>
-      <w:r>
-        <w:rPr>
-          <w:rFonts w:ascii="Arial" w:hAnsi="Arial" w:cs="Arial"/>
-          <w:sz w:val="20"/>
-        </w:rPr>
-        <w:t>Collaborated with senior engineers to translate requirements into mobile-friendly designs, ensuring predictable error states and safe user journeys.</w:t>
+          <w:sz w:val="22"/>
+        </w:rPr>
+      </w:pPr>
+      <w:r>
+        <w:rPr>
+          <w:sz w:val="22"/>
+        </w:rPr>
+        <w:t>Added more reliable file download and upload handling for document-based workflows, including progress feedback and clearer failure messages that reduced repeated support tickets from business users.</w:t>
       </w:r>
     </w:p>
     <w:p>
@@ -2625,46 +1978,14 @@
         </w:numPr>
         <w:jc w:val="both"/>
         <w:rPr>
-          <w:rFonts w:ascii="Arial" w:hAnsi="Arial" w:cs="Arial"/>
-          <w:sz w:val="20"/>
-        </w:rPr>
-      </w:pPr>
-      <w:r>
-        <w:rPr>
-          <w:rFonts w:ascii="Arial" w:hAnsi="Arial" w:cs="Arial"/>
-          <w:sz w:val="20"/>
-        </w:rPr>
-        <w:t>Integrated with backend systems using relational databases (</w:t>
-      </w:r>
-      <w:r>
-        <w:rPr>
-          <w:rStyle w:val="Strong"/>
-          <w:rFonts w:ascii="Arial" w:hAnsi="Arial" w:cs="Arial"/>
-          <w:sz w:val="20"/>
-        </w:rPr>
-        <w:t>MySQL/SQL Server/PostgreSQL</w:t>
-      </w:r>
-      <w:r>
-        <w:rPr>
-          <w:rFonts w:ascii="Arial" w:hAnsi="Arial" w:cs="Arial"/>
-          <w:sz w:val="20"/>
-        </w:rPr>
-        <w:t xml:space="preserve">) and introduced caching patterns inspired by </w:t>
-      </w:r>
-      <w:r>
-        <w:rPr>
-          <w:rStyle w:val="Strong"/>
-          <w:rFonts w:ascii="Arial" w:hAnsi="Arial" w:cs="Arial"/>
-          <w:sz w:val="20"/>
-        </w:rPr>
-        <w:t>Redis-style</w:t>
-      </w:r>
-      <w:r>
-        <w:rPr>
-          <w:rFonts w:ascii="Arial" w:hAnsi="Arial" w:cs="Arial"/>
-          <w:sz w:val="20"/>
-        </w:rPr>
-        <w:t xml:space="preserve"> approaches to reduce redundant calls.</w:t>
+          <w:sz w:val="22"/>
+        </w:rPr>
+      </w:pPr>
+      <w:r>
+        <w:rPr>
+          <w:sz w:val="22"/>
+        </w:rPr>
+        <w:t>Contributed to early release discipline by organizing build configurations, supporting QA validation, and documenting reproducible bug steps so fixes could be tested consistently before deployment.</w:t>
       </w:r>
     </w:p>
     <w:p>
@@ -2676,16 +1997,14 @@
         </w:numPr>
         <w:jc w:val="both"/>
         <w:rPr>
-          <w:rFonts w:ascii="Arial" w:hAnsi="Arial" w:cs="Arial"/>
-          <w:sz w:val="20"/>
-        </w:rPr>
-      </w:pPr>
-      <w:r>
-        <w:rPr>
-          <w:rFonts w:ascii="Arial" w:hAnsi="Arial" w:cs="Arial"/>
-          <w:sz w:val="20"/>
-        </w:rPr>
-        <w:t>Assisted with early queue-based async processing concepts for long-running tasks, aligning mobile expectations with backend reliability constraints.</w:t>
+          <w:sz w:val="22"/>
+        </w:rPr>
+      </w:pPr>
+      <w:r>
+        <w:rPr>
+          <w:sz w:val="22"/>
+        </w:rPr>
+        <w:t>Worked through device-fragmentation issues involving OS differences and manufacturer-specific behavior, adjusting runtime checks and fallback logic to keep core features stable on a wider Android device range.</w:t>
       </w:r>
     </w:p>
     <w:p>
@@ -2697,58 +2016,29 @@
         </w:numPr>
         <w:jc w:val="both"/>
         <w:rPr>
-          <w:rFonts w:ascii="Arial" w:hAnsi="Arial" w:cs="Arial"/>
-          <w:sz w:val="20"/>
-        </w:rPr>
-      </w:pPr>
-      <w:r>
-        <w:rPr>
-          <w:rFonts w:ascii="Arial" w:hAnsi="Arial" w:cs="Arial"/>
-          <w:sz w:val="20"/>
-        </w:rPr>
-        <w:lastRenderedPageBreak/>
-        <w:t>Participated in deployment and release coordination, ensuring mobile client changes stayed compatible with backend rollouts and hotfix timelines.</w:t>
-      </w:r>
-    </w:p>
-    <w:p>
-      <w:pPr>
-        <w:pStyle w:val="NormalWeb"/>
-        <w:numPr>
-          <w:ilvl w:val="0"/>
-          <w:numId w:val="7"/>
-        </w:numPr>
-        <w:jc w:val="both"/>
-        <w:rPr>
-          <w:sz w:val="20"/>
-        </w:rPr>
-      </w:pPr>
-      <w:r>
-        <w:rPr>
-          <w:rFonts w:ascii="Arial" w:hAnsi="Arial" w:cs="Arial"/>
-          <w:sz w:val="20"/>
-        </w:rPr>
-        <w:t xml:space="preserve">Contributed to secure coding hygiene (least privilege, safe logging), laying groundwork for later </w:t>
-      </w:r>
-      <w:r>
-        <w:rPr>
-          <w:rStyle w:val="Strong"/>
-          <w:rFonts w:ascii="Arial" w:hAnsi="Arial" w:cs="Arial"/>
-          <w:sz w:val="20"/>
-        </w:rPr>
-        <w:t>RBAC</w:t>
-      </w:r>
-      <w:r>
-        <w:rPr>
-          <w:rFonts w:ascii="Arial" w:hAnsi="Arial" w:cs="Arial"/>
-          <w:sz w:val="20"/>
-        </w:rPr>
-        <w:t>-oriented authorization patterns and audit-ready behavior.</w:t>
-      </w:r>
-    </w:p>
-    <w:p>
-      <w:pPr>
-        <w:spacing w:after="80"/>
-      </w:pPr>
+          <w:sz w:val="22"/>
+        </w:rPr>
+      </w:pPr>
+      <w:r>
+        <w:rPr>
+          <w:sz w:val="22"/>
+        </w:rPr>
+        <w:t xml:space="preserve">Collaborated with senior engineers to prepare </w:t>
+      </w:r>
+      <w:proofErr w:type="gramStart"/>
+      <w:r>
+        <w:rPr>
+          <w:sz w:val="22"/>
+        </w:rPr>
+        <w:t>the codebase</w:t>
+      </w:r>
+      <w:proofErr w:type="gramEnd"/>
+      <w:r>
+        <w:rPr>
+          <w:sz w:val="22"/>
+        </w:rPr>
+        <w:t xml:space="preserve"> for later modernization by improving package structure, isolating shared utilities, and reducing technical debt in heavily reused application areas.</w:t>
+      </w:r>
     </w:p>
     <w:p>
       <w:pPr>
@@ -2822,15 +2112,6 @@
         </w:rPr>
         <w:t xml:space="preserve"> 2013</w:t>
       </w:r>
-      <w:r>
-        <w:rPr>
-          <w:rFonts w:ascii="Arial" w:eastAsia="Arial" w:hAnsi="Arial" w:cs="Arial"/>
-          <w:color w:val="4B5563"/>
-          <w:sz w:val="19"/>
-          <w:szCs w:val="19"/>
-        </w:rPr>
-        <w:br/>
-      </w:r>
     </w:p>
     <w:p>
       <w:pPr>
@@ -2841,415 +2122,15 @@
         </w:numPr>
         <w:jc w:val="both"/>
         <w:rPr>
-          <w:rFonts w:ascii="Arial" w:hAnsi="Arial" w:cs="Arial"/>
-        </w:rPr>
-      </w:pPr>
-      <w:r>
-        <w:rPr>
-          <w:rFonts w:ascii="Arial" w:hAnsi="Arial" w:cs="Arial"/>
+          <w:sz w:val="22"/>
+        </w:rPr>
+      </w:pPr>
+      <w:r>
+        <w:rPr>
+          <w:sz w:val="22"/>
         </w:rPr>
         <w:t>Completed a comprehensive CS program emphasizing software engineering fundamentals, data structures, and practical team delivery through multiple hands-on projects and iterative releases.</w:t>
       </w:r>
-    </w:p>
-    <w:p>
-      <w:pPr>
-        <w:pBdr>
-          <w:bottom w:val="single" w:sz="6" w:space="0" w:color="111111"/>
-        </w:pBdr>
-        <w:spacing w:before="120" w:after="80"/>
-        <w:jc w:val="both"/>
-      </w:pPr>
-      <w:r>
-        <w:br/>
-      </w:r>
-      <w:r>
-        <w:rPr>
-          <w:b/>
-          <w:bCs/>
-          <w:color w:val="111111"/>
-          <w:sz w:val="24"/>
-          <w:szCs w:val="24"/>
-        </w:rPr>
-        <w:t>PROJECTS</w:t>
-      </w:r>
-    </w:p>
-    <w:p>
-      <w:pPr>
-        <w:pStyle w:val="NormalWeb"/>
-        <w:spacing w:before="0" w:beforeAutospacing="0" w:after="0" w:afterAutospacing="0"/>
-        <w:jc w:val="both"/>
-        <w:rPr>
-          <w:rFonts w:ascii="Arial" w:hAnsi="Arial" w:cs="Arial"/>
-          <w:sz w:val="20"/>
-        </w:rPr>
-      </w:pPr>
-      <w:r>
-        <w:rPr>
-          <w:rStyle w:val="Strong"/>
-          <w:rFonts w:ascii="Arial" w:hAnsi="Arial" w:cs="Arial"/>
-          <w:sz w:val="20"/>
-        </w:rPr>
-        <w:t>Offline Sync + Event-Driven Mobile Platform</w:t>
-      </w:r>
-    </w:p>
-    <w:p>
-      <w:pPr>
-        <w:pStyle w:val="NormalWeb"/>
-        <w:numPr>
-          <w:ilvl w:val="0"/>
-          <w:numId w:val="12"/>
-        </w:numPr>
-        <w:spacing w:before="0" w:beforeAutospacing="0" w:after="0" w:afterAutospacing="0"/>
-        <w:jc w:val="both"/>
-        <w:rPr>
-          <w:rFonts w:ascii="Arial" w:hAnsi="Arial" w:cs="Arial"/>
-          <w:sz w:val="20"/>
-        </w:rPr>
-      </w:pPr>
-      <w:r>
-        <w:rPr>
-          <w:rFonts w:ascii="Arial" w:hAnsi="Arial" w:cs="Arial"/>
-          <w:sz w:val="20"/>
-        </w:rPr>
-        <w:t xml:space="preserve">Built an </w:t>
-      </w:r>
-      <w:r>
-        <w:rPr>
-          <w:rStyle w:val="Strong"/>
-          <w:rFonts w:ascii="Arial" w:hAnsi="Arial" w:cs="Arial"/>
-          <w:sz w:val="20"/>
-        </w:rPr>
-        <w:t>offline-first</w:t>
-      </w:r>
-      <w:r>
-        <w:rPr>
-          <w:rFonts w:ascii="Arial" w:hAnsi="Arial" w:cs="Arial"/>
-          <w:sz w:val="20"/>
-        </w:rPr>
-        <w:t xml:space="preserve"> Android sync layer using </w:t>
-      </w:r>
-      <w:r>
-        <w:rPr>
-          <w:rStyle w:val="Strong"/>
-          <w:rFonts w:ascii="Arial" w:hAnsi="Arial" w:cs="Arial"/>
-          <w:sz w:val="20"/>
-        </w:rPr>
-        <w:t>Room</w:t>
-      </w:r>
-      <w:r>
-        <w:rPr>
-          <w:rFonts w:ascii="Arial" w:hAnsi="Arial" w:cs="Arial"/>
-          <w:sz w:val="20"/>
-        </w:rPr>
-        <w:t xml:space="preserve">, </w:t>
-      </w:r>
-      <w:r>
-        <w:rPr>
-          <w:rStyle w:val="Strong"/>
-          <w:rFonts w:ascii="Arial" w:hAnsi="Arial" w:cs="Arial"/>
-          <w:sz w:val="20"/>
-        </w:rPr>
-        <w:t>WorkManager</w:t>
-      </w:r>
-      <w:r>
-        <w:rPr>
-          <w:rFonts w:ascii="Arial" w:hAnsi="Arial" w:cs="Arial"/>
-          <w:sz w:val="20"/>
-        </w:rPr>
-        <w:t>, and idempotent job design, supporting conflict resolution and safe replays across intermittent connectivity.</w:t>
-      </w:r>
-    </w:p>
-    <w:p>
-      <w:pPr>
-        <w:pStyle w:val="NormalWeb"/>
-        <w:numPr>
-          <w:ilvl w:val="0"/>
-          <w:numId w:val="12"/>
-        </w:numPr>
-        <w:spacing w:before="0" w:beforeAutospacing="0" w:after="0" w:afterAutospacing="0"/>
-        <w:jc w:val="both"/>
-        <w:rPr>
-          <w:rFonts w:ascii="Arial" w:hAnsi="Arial" w:cs="Arial"/>
-          <w:sz w:val="20"/>
-        </w:rPr>
-      </w:pPr>
-      <w:r>
-        <w:rPr>
-          <w:rFonts w:ascii="Arial" w:hAnsi="Arial" w:cs="Arial"/>
-          <w:sz w:val="20"/>
-        </w:rPr>
-        <w:t xml:space="preserve">Integrated mobile APIs backed by </w:t>
-      </w:r>
-      <w:r>
-        <w:rPr>
-          <w:rStyle w:val="Strong"/>
-          <w:rFonts w:ascii="Arial" w:hAnsi="Arial" w:cs="Arial"/>
-          <w:sz w:val="20"/>
-        </w:rPr>
-        <w:t>AWS API Gateway + Lambda</w:t>
-      </w:r>
-      <w:r>
-        <w:rPr>
-          <w:rFonts w:ascii="Arial" w:hAnsi="Arial" w:cs="Arial"/>
-          <w:sz w:val="20"/>
-        </w:rPr>
-        <w:t xml:space="preserve">, with async workflows via </w:t>
-      </w:r>
-      <w:r>
-        <w:rPr>
-          <w:rStyle w:val="Strong"/>
-          <w:rFonts w:ascii="Arial" w:hAnsi="Arial" w:cs="Arial"/>
-          <w:sz w:val="20"/>
-        </w:rPr>
-        <w:t>AWS SQS/SNS</w:t>
-      </w:r>
-      <w:r>
-        <w:rPr>
-          <w:rFonts w:ascii="Arial" w:hAnsi="Arial" w:cs="Arial"/>
-          <w:sz w:val="20"/>
-        </w:rPr>
-        <w:t xml:space="preserve"> and stream processing patterns using </w:t>
-      </w:r>
-      <w:r>
-        <w:rPr>
-          <w:rStyle w:val="Strong"/>
-          <w:rFonts w:ascii="Arial" w:hAnsi="Arial" w:cs="Arial"/>
-          <w:sz w:val="20"/>
-        </w:rPr>
-        <w:t>Kafka/RabbitMQ</w:t>
-      </w:r>
-      <w:r>
-        <w:rPr>
-          <w:rFonts w:ascii="Arial" w:hAnsi="Arial" w:cs="Arial"/>
-          <w:sz w:val="20"/>
-        </w:rPr>
-        <w:t xml:space="preserve"> for long-running tasks and reliable retries.</w:t>
-      </w:r>
-    </w:p>
-    <w:p>
-      <w:pPr>
-        <w:pStyle w:val="NormalWeb"/>
-        <w:numPr>
-          <w:ilvl w:val="0"/>
-          <w:numId w:val="12"/>
-        </w:numPr>
-        <w:spacing w:before="0" w:beforeAutospacing="0" w:after="0" w:afterAutospacing="0"/>
-        <w:jc w:val="both"/>
-        <w:rPr>
-          <w:rFonts w:ascii="Arial" w:hAnsi="Arial" w:cs="Arial"/>
-          <w:sz w:val="20"/>
-        </w:rPr>
-      </w:pPr>
-      <w:r>
-        <w:rPr>
-          <w:rFonts w:ascii="Arial" w:hAnsi="Arial" w:cs="Arial"/>
-          <w:sz w:val="20"/>
-        </w:rPr>
-        <w:t xml:space="preserve">Implemented search and discovery experiences powered by </w:t>
-      </w:r>
-      <w:r>
-        <w:rPr>
-          <w:rStyle w:val="Strong"/>
-          <w:rFonts w:ascii="Arial" w:hAnsi="Arial" w:cs="Arial"/>
-          <w:sz w:val="20"/>
-        </w:rPr>
-        <w:t>Elasticsearch/OpenSearch</w:t>
-      </w:r>
-      <w:r>
-        <w:rPr>
-          <w:rFonts w:ascii="Arial" w:hAnsi="Arial" w:cs="Arial"/>
-          <w:sz w:val="20"/>
-        </w:rPr>
-        <w:t xml:space="preserve">, and supported analytics exports into </w:t>
-      </w:r>
-      <w:r>
-        <w:rPr>
-          <w:rStyle w:val="Strong"/>
-          <w:rFonts w:ascii="Arial" w:hAnsi="Arial" w:cs="Arial"/>
-          <w:sz w:val="20"/>
-        </w:rPr>
-        <w:t>Redshift/BigQuery</w:t>
-      </w:r>
-      <w:r>
-        <w:rPr>
-          <w:rFonts w:ascii="Arial" w:hAnsi="Arial" w:cs="Arial"/>
-          <w:sz w:val="20"/>
-        </w:rPr>
-        <w:t xml:space="preserve"> for product funnel and reliability reporting.</w:t>
-      </w:r>
-    </w:p>
-    <w:p>
-      <w:pPr>
-        <w:pStyle w:val="NormalWeb"/>
-        <w:spacing w:before="0" w:beforeAutospacing="0" w:after="0" w:afterAutospacing="0"/>
-        <w:jc w:val="both"/>
-        <w:rPr>
-          <w:rFonts w:ascii="Arial" w:hAnsi="Arial" w:cs="Arial"/>
-          <w:sz w:val="20"/>
-        </w:rPr>
-      </w:pPr>
-      <w:r>
-        <w:rPr>
-          <w:rStyle w:val="Strong"/>
-          <w:rFonts w:ascii="Arial" w:hAnsi="Arial" w:cs="Arial"/>
-          <w:sz w:val="20"/>
-        </w:rPr>
-        <w:t>Release Automation &amp; Observability Toolkit</w:t>
-      </w:r>
-    </w:p>
-    <w:p>
-      <w:pPr>
-        <w:pStyle w:val="NormalWeb"/>
-        <w:numPr>
-          <w:ilvl w:val="0"/>
-          <w:numId w:val="13"/>
-        </w:numPr>
-        <w:spacing w:before="0" w:beforeAutospacing="0" w:after="0" w:afterAutospacing="0"/>
-        <w:jc w:val="both"/>
-        <w:rPr>
-          <w:rFonts w:ascii="Arial" w:hAnsi="Arial" w:cs="Arial"/>
-          <w:sz w:val="20"/>
-        </w:rPr>
-      </w:pPr>
-      <w:r>
-        <w:rPr>
-          <w:rFonts w:ascii="Arial" w:hAnsi="Arial" w:cs="Arial"/>
-          <w:sz w:val="20"/>
-        </w:rPr>
-        <w:t xml:space="preserve">Standardized </w:t>
-      </w:r>
-      <w:r>
-        <w:rPr>
-          <w:rStyle w:val="Strong"/>
-          <w:rFonts w:ascii="Arial" w:hAnsi="Arial" w:cs="Arial"/>
-          <w:sz w:val="20"/>
-        </w:rPr>
-        <w:t>CI/CD</w:t>
-      </w:r>
-      <w:r>
-        <w:rPr>
-          <w:rFonts w:ascii="Arial" w:hAnsi="Arial" w:cs="Arial"/>
-          <w:sz w:val="20"/>
-        </w:rPr>
-        <w:t xml:space="preserve"> for Android using </w:t>
-      </w:r>
-      <w:r>
-        <w:rPr>
-          <w:rStyle w:val="Strong"/>
-          <w:rFonts w:ascii="Arial" w:hAnsi="Arial" w:cs="Arial"/>
-          <w:sz w:val="20"/>
-        </w:rPr>
-        <w:t>GitHub Actions</w:t>
-      </w:r>
-      <w:r>
-        <w:rPr>
-          <w:rFonts w:ascii="Arial" w:hAnsi="Arial" w:cs="Arial"/>
-          <w:sz w:val="20"/>
-        </w:rPr>
-        <w:t xml:space="preserve"> and </w:t>
-      </w:r>
-      <w:r>
-        <w:rPr>
-          <w:rStyle w:val="Strong"/>
-          <w:rFonts w:ascii="Arial" w:hAnsi="Arial" w:cs="Arial"/>
-          <w:sz w:val="20"/>
-        </w:rPr>
-        <w:t>Fastlane</w:t>
-      </w:r>
-      <w:r>
-        <w:rPr>
-          <w:rFonts w:ascii="Arial" w:hAnsi="Arial" w:cs="Arial"/>
-          <w:sz w:val="20"/>
-        </w:rPr>
-        <w:t>, adding staged rollouts, rollback checklists, and automated signing/versioning to reduce release risk.</w:t>
-      </w:r>
-    </w:p>
-    <w:p>
-      <w:pPr>
-        <w:pStyle w:val="NormalWeb"/>
-        <w:numPr>
-          <w:ilvl w:val="0"/>
-          <w:numId w:val="13"/>
-        </w:numPr>
-        <w:spacing w:before="0" w:beforeAutospacing="0" w:after="0" w:afterAutospacing="0"/>
-        <w:jc w:val="both"/>
-        <w:rPr>
-          <w:rFonts w:ascii="Arial" w:hAnsi="Arial" w:cs="Arial"/>
-          <w:sz w:val="20"/>
-        </w:rPr>
-      </w:pPr>
-      <w:r>
-        <w:rPr>
-          <w:rFonts w:ascii="Arial" w:hAnsi="Arial" w:cs="Arial"/>
-          <w:sz w:val="20"/>
-        </w:rPr>
-        <w:t xml:space="preserve">Implemented end-to-end telemetry using </w:t>
-      </w:r>
-      <w:r>
-        <w:rPr>
-          <w:rStyle w:val="Strong"/>
-          <w:rFonts w:ascii="Arial" w:hAnsi="Arial" w:cs="Arial"/>
-          <w:sz w:val="20"/>
-        </w:rPr>
-        <w:t>OpenTelemetry concepts</w:t>
-      </w:r>
-      <w:r>
-        <w:rPr>
-          <w:rFonts w:ascii="Arial" w:hAnsi="Arial" w:cs="Arial"/>
-          <w:sz w:val="20"/>
-        </w:rPr>
-        <w:t xml:space="preserve">, production dashboards in </w:t>
-      </w:r>
-      <w:r>
-        <w:rPr>
-          <w:rStyle w:val="Strong"/>
-          <w:rFonts w:ascii="Arial" w:hAnsi="Arial" w:cs="Arial"/>
-          <w:sz w:val="20"/>
-        </w:rPr>
-        <w:t>Datadog/Grafana</w:t>
-      </w:r>
-      <w:r>
-        <w:rPr>
-          <w:rFonts w:ascii="Arial" w:hAnsi="Arial" w:cs="Arial"/>
-          <w:sz w:val="20"/>
-        </w:rPr>
-        <w:t xml:space="preserve">, and log aggregation via </w:t>
-      </w:r>
-      <w:r>
-        <w:rPr>
-          <w:rStyle w:val="Strong"/>
-          <w:rFonts w:ascii="Arial" w:hAnsi="Arial" w:cs="Arial"/>
-          <w:sz w:val="20"/>
-        </w:rPr>
-        <w:t>ELK/EFK</w:t>
-      </w:r>
-      <w:r>
-        <w:rPr>
-          <w:rFonts w:ascii="Arial" w:hAnsi="Arial" w:cs="Arial"/>
-          <w:sz w:val="20"/>
-        </w:rPr>
-        <w:t xml:space="preserve">, tying mobile crash signals to backend traces and </w:t>
-      </w:r>
-      <w:r>
-        <w:rPr>
-          <w:rStyle w:val="Strong"/>
-          <w:rFonts w:ascii="Arial" w:hAnsi="Arial" w:cs="Arial"/>
-          <w:sz w:val="20"/>
-        </w:rPr>
-        <w:t>CloudWatch</w:t>
-      </w:r>
-      <w:r>
-        <w:rPr>
-          <w:rFonts w:ascii="Arial" w:hAnsi="Arial" w:cs="Arial"/>
-          <w:sz w:val="20"/>
-        </w:rPr>
-        <w:t xml:space="preserve"> alarms.</w:t>
-      </w:r>
-    </w:p>
-    <w:p>
-      <w:pPr>
-        <w:spacing w:after="80"/>
-      </w:pPr>
     </w:p>
     <w:sectPr>
       <w:pgSz w:w="11906" w:h="16838"/>
@@ -4212,6 +3093,120 @@
     </w:lvl>
   </w:abstractNum>
   <w:abstractNum w:abstractNumId="8">
+    <w:nsid w:val="533B3965"/>
+    <w:multiLevelType w:val="hybridMultilevel"/>
+    <w:tmpl w:val="419674BC"/>
+    <w:lvl w:ilvl="0" w:tplc="4B22CC20">
+      <w:start w:val="1"/>
+      <w:numFmt w:val="bullet"/>
+      <w:lvlText w:val="-"/>
+      <w:lvlJc w:val="left"/>
+      <w:pPr>
+        <w:ind w:left="360" w:hanging="360"/>
+      </w:pPr>
+      <w:rPr>
+        <w:rFonts w:ascii="Yu Gothic" w:eastAsia="Yu Gothic" w:hAnsi="Yu Gothic" w:hint="eastAsia"/>
+        <w:sz w:val="22"/>
+      </w:rPr>
+    </w:lvl>
+    <w:lvl w:ilvl="1" w:tplc="04090003" w:tentative="1">
+      <w:start w:val="1"/>
+      <w:numFmt w:val="bullet"/>
+      <w:lvlText w:val="o"/>
+      <w:lvlJc w:val="left"/>
+      <w:pPr>
+        <w:ind w:left="1080" w:hanging="360"/>
+      </w:pPr>
+      <w:rPr>
+        <w:rFonts w:ascii="Courier New" w:hAnsi="Courier New" w:cs="Courier New" w:hint="default"/>
+      </w:rPr>
+    </w:lvl>
+    <w:lvl w:ilvl="2" w:tplc="04090005" w:tentative="1">
+      <w:start w:val="1"/>
+      <w:numFmt w:val="bullet"/>
+      <w:lvlText w:val=""/>
+      <w:lvlJc w:val="left"/>
+      <w:pPr>
+        <w:ind w:left="1800" w:hanging="360"/>
+      </w:pPr>
+      <w:rPr>
+        <w:rFonts w:ascii="Wingdings" w:hAnsi="Wingdings" w:hint="default"/>
+      </w:rPr>
+    </w:lvl>
+    <w:lvl w:ilvl="3" w:tplc="04090001" w:tentative="1">
+      <w:start w:val="1"/>
+      <w:numFmt w:val="bullet"/>
+      <w:lvlText w:val=""/>
+      <w:lvlJc w:val="left"/>
+      <w:pPr>
+        <w:ind w:left="2520" w:hanging="360"/>
+      </w:pPr>
+      <w:rPr>
+        <w:rFonts w:ascii="Symbol" w:hAnsi="Symbol" w:hint="default"/>
+      </w:rPr>
+    </w:lvl>
+    <w:lvl w:ilvl="4" w:tplc="04090003" w:tentative="1">
+      <w:start w:val="1"/>
+      <w:numFmt w:val="bullet"/>
+      <w:lvlText w:val="o"/>
+      <w:lvlJc w:val="left"/>
+      <w:pPr>
+        <w:ind w:left="3240" w:hanging="360"/>
+      </w:pPr>
+      <w:rPr>
+        <w:rFonts w:ascii="Courier New" w:hAnsi="Courier New" w:cs="Courier New" w:hint="default"/>
+      </w:rPr>
+    </w:lvl>
+    <w:lvl w:ilvl="5" w:tplc="04090005" w:tentative="1">
+      <w:start w:val="1"/>
+      <w:numFmt w:val="bullet"/>
+      <w:lvlText w:val=""/>
+      <w:lvlJc w:val="left"/>
+      <w:pPr>
+        <w:ind w:left="3960" w:hanging="360"/>
+      </w:pPr>
+      <w:rPr>
+        <w:rFonts w:ascii="Wingdings" w:hAnsi="Wingdings" w:hint="default"/>
+      </w:rPr>
+    </w:lvl>
+    <w:lvl w:ilvl="6" w:tplc="04090001" w:tentative="1">
+      <w:start w:val="1"/>
+      <w:numFmt w:val="bullet"/>
+      <w:lvlText w:val=""/>
+      <w:lvlJc w:val="left"/>
+      <w:pPr>
+        <w:ind w:left="4680" w:hanging="360"/>
+      </w:pPr>
+      <w:rPr>
+        <w:rFonts w:ascii="Symbol" w:hAnsi="Symbol" w:hint="default"/>
+      </w:rPr>
+    </w:lvl>
+    <w:lvl w:ilvl="7" w:tplc="04090003" w:tentative="1">
+      <w:start w:val="1"/>
+      <w:numFmt w:val="bullet"/>
+      <w:lvlText w:val="o"/>
+      <w:lvlJc w:val="left"/>
+      <w:pPr>
+        <w:ind w:left="5400" w:hanging="360"/>
+      </w:pPr>
+      <w:rPr>
+        <w:rFonts w:ascii="Courier New" w:hAnsi="Courier New" w:cs="Courier New" w:hint="default"/>
+      </w:rPr>
+    </w:lvl>
+    <w:lvl w:ilvl="8" w:tplc="04090005" w:tentative="1">
+      <w:start w:val="1"/>
+      <w:numFmt w:val="bullet"/>
+      <w:lvlText w:val=""/>
+      <w:lvlJc w:val="left"/>
+      <w:pPr>
+        <w:ind w:left="6120" w:hanging="360"/>
+      </w:pPr>
+      <w:rPr>
+        <w:rFonts w:ascii="Wingdings" w:hAnsi="Wingdings" w:hint="default"/>
+      </w:rPr>
+    </w:lvl>
+  </w:abstractNum>
+  <w:abstractNum w:abstractNumId="9">
     <w:nsid w:val="5543372C"/>
     <w:multiLevelType w:val="multilevel"/>
     <w:tmpl w:val="9A3C7B0A"/>
@@ -4360,7 +3355,7 @@
       </w:rPr>
     </w:lvl>
   </w:abstractNum>
-  <w:abstractNum w:abstractNumId="9">
+  <w:abstractNum w:abstractNumId="10">
     <w:nsid w:val="59346C34"/>
     <w:multiLevelType w:val="hybridMultilevel"/>
     <w:tmpl w:val="ACC452A0"/>
@@ -4473,7 +3468,121 @@
       </w:rPr>
     </w:lvl>
   </w:abstractNum>
-  <w:abstractNum w:abstractNumId="10">
+  <w:abstractNum w:abstractNumId="11">
+    <w:nsid w:val="5DDC01A4"/>
+    <w:multiLevelType w:val="hybridMultilevel"/>
+    <w:tmpl w:val="5DBC5BB2"/>
+    <w:lvl w:ilvl="0" w:tplc="0409000B">
+      <w:start w:val="1"/>
+      <w:numFmt w:val="bullet"/>
+      <w:lvlText w:val=""/>
+      <w:lvlJc w:val="left"/>
+      <w:pPr>
+        <w:ind w:left="360" w:hanging="360"/>
+      </w:pPr>
+      <w:rPr>
+        <w:rFonts w:ascii="Wingdings" w:hAnsi="Wingdings" w:hint="default"/>
+        <w:sz w:val="22"/>
+      </w:rPr>
+    </w:lvl>
+    <w:lvl w:ilvl="1" w:tplc="04090003" w:tentative="1">
+      <w:start w:val="1"/>
+      <w:numFmt w:val="bullet"/>
+      <w:lvlText w:val="o"/>
+      <w:lvlJc w:val="left"/>
+      <w:pPr>
+        <w:ind w:left="1080" w:hanging="360"/>
+      </w:pPr>
+      <w:rPr>
+        <w:rFonts w:ascii="Courier New" w:hAnsi="Courier New" w:cs="Courier New" w:hint="default"/>
+      </w:rPr>
+    </w:lvl>
+    <w:lvl w:ilvl="2" w:tplc="04090005" w:tentative="1">
+      <w:start w:val="1"/>
+      <w:numFmt w:val="bullet"/>
+      <w:lvlText w:val=""/>
+      <w:lvlJc w:val="left"/>
+      <w:pPr>
+        <w:ind w:left="1800" w:hanging="360"/>
+      </w:pPr>
+      <w:rPr>
+        <w:rFonts w:ascii="Wingdings" w:hAnsi="Wingdings" w:hint="default"/>
+      </w:rPr>
+    </w:lvl>
+    <w:lvl w:ilvl="3" w:tplc="04090001" w:tentative="1">
+      <w:start w:val="1"/>
+      <w:numFmt w:val="bullet"/>
+      <w:lvlText w:val=""/>
+      <w:lvlJc w:val="left"/>
+      <w:pPr>
+        <w:ind w:left="2520" w:hanging="360"/>
+      </w:pPr>
+      <w:rPr>
+        <w:rFonts w:ascii="Symbol" w:hAnsi="Symbol" w:hint="default"/>
+      </w:rPr>
+    </w:lvl>
+    <w:lvl w:ilvl="4" w:tplc="04090003" w:tentative="1">
+      <w:start w:val="1"/>
+      <w:numFmt w:val="bullet"/>
+      <w:lvlText w:val="o"/>
+      <w:lvlJc w:val="left"/>
+      <w:pPr>
+        <w:ind w:left="3240" w:hanging="360"/>
+      </w:pPr>
+      <w:rPr>
+        <w:rFonts w:ascii="Courier New" w:hAnsi="Courier New" w:cs="Courier New" w:hint="default"/>
+      </w:rPr>
+    </w:lvl>
+    <w:lvl w:ilvl="5" w:tplc="04090005" w:tentative="1">
+      <w:start w:val="1"/>
+      <w:numFmt w:val="bullet"/>
+      <w:lvlText w:val=""/>
+      <w:lvlJc w:val="left"/>
+      <w:pPr>
+        <w:ind w:left="3960" w:hanging="360"/>
+      </w:pPr>
+      <w:rPr>
+        <w:rFonts w:ascii="Wingdings" w:hAnsi="Wingdings" w:hint="default"/>
+      </w:rPr>
+    </w:lvl>
+    <w:lvl w:ilvl="6" w:tplc="04090001" w:tentative="1">
+      <w:start w:val="1"/>
+      <w:numFmt w:val="bullet"/>
+      <w:lvlText w:val=""/>
+      <w:lvlJc w:val="left"/>
+      <w:pPr>
+        <w:ind w:left="4680" w:hanging="360"/>
+      </w:pPr>
+      <w:rPr>
+        <w:rFonts w:ascii="Symbol" w:hAnsi="Symbol" w:hint="default"/>
+      </w:rPr>
+    </w:lvl>
+    <w:lvl w:ilvl="7" w:tplc="04090003" w:tentative="1">
+      <w:start w:val="1"/>
+      <w:numFmt w:val="bullet"/>
+      <w:lvlText w:val="o"/>
+      <w:lvlJc w:val="left"/>
+      <w:pPr>
+        <w:ind w:left="5400" w:hanging="360"/>
+      </w:pPr>
+      <w:rPr>
+        <w:rFonts w:ascii="Courier New" w:hAnsi="Courier New" w:cs="Courier New" w:hint="default"/>
+      </w:rPr>
+    </w:lvl>
+    <w:lvl w:ilvl="8" w:tplc="04090005" w:tentative="1">
+      <w:start w:val="1"/>
+      <w:numFmt w:val="bullet"/>
+      <w:lvlText w:val=""/>
+      <w:lvlJc w:val="left"/>
+      <w:pPr>
+        <w:ind w:left="6120" w:hanging="360"/>
+      </w:pPr>
+      <w:rPr>
+        <w:rFonts w:ascii="Wingdings" w:hAnsi="Wingdings" w:hint="default"/>
+      </w:rPr>
+    </w:lvl>
+  </w:abstractNum>
+  <w:abstractNum w:abstractNumId="12">
     <w:nsid w:val="635803C3"/>
     <w:multiLevelType w:val="multilevel"/>
     <w:tmpl w:val="DE2A9E1E"/>
@@ -4622,7 +3731,7 @@
       </w:rPr>
     </w:lvl>
   </w:abstractNum>
-  <w:abstractNum w:abstractNumId="11">
+  <w:abstractNum w:abstractNumId="13">
     <w:nsid w:val="72DE0FA2"/>
     <w:multiLevelType w:val="hybridMultilevel"/>
     <w:tmpl w:val="19BE07DC"/>
@@ -4734,7 +3843,7 @@
       </w:rPr>
     </w:lvl>
   </w:abstractNum>
-  <w:abstractNum w:abstractNumId="12">
+  <w:abstractNum w:abstractNumId="14">
     <w:nsid w:val="7F56696F"/>
     <w:multiLevelType w:val="hybridMultilevel"/>
     <w:tmpl w:val="8724E84C"/>
@@ -4856,10 +3965,10 @@
     <w:abstractNumId w:val="6"/>
   </w:num>
   <w:num w:numId="3">
-    <w:abstractNumId w:val="9"/>
+    <w:abstractNumId w:val="10"/>
   </w:num>
   <w:num w:numId="4">
-    <w:abstractNumId w:val="12"/>
+    <w:abstractNumId w:val="14"/>
   </w:num>
   <w:num w:numId="5">
     <w:abstractNumId w:val="2"/>
@@ -4871,22 +3980,28 @@
     <w:abstractNumId w:val="5"/>
   </w:num>
   <w:num w:numId="8">
-    <w:abstractNumId w:val="11"/>
+    <w:abstractNumId w:val="13"/>
   </w:num>
   <w:num w:numId="9">
     <w:abstractNumId w:val="7"/>
   </w:num>
   <w:num w:numId="10">
-    <w:abstractNumId w:val="10"/>
+    <w:abstractNumId w:val="12"/>
   </w:num>
   <w:num w:numId="11">
     <w:abstractNumId w:val="3"/>
   </w:num>
   <w:num w:numId="12">
-    <w:abstractNumId w:val="8"/>
+    <w:abstractNumId w:val="9"/>
   </w:num>
   <w:num w:numId="13">
     <w:abstractNumId w:val="0"/>
+  </w:num>
+  <w:num w:numId="14">
+    <w:abstractNumId w:val="8"/>
+  </w:num>
+  <w:num w:numId="15">
+    <w:abstractNumId w:val="11"/>
   </w:num>
 </w:numbering>
 </file>

--- a/Tyler/Android/Tyler_Roberts.docx
+++ b/Tyler/Android/Tyler_Roberts.docx
@@ -26,8 +26,6 @@
         </w:rPr>
         <w:t>yler Roberts</w:t>
       </w:r>
-      <w:bookmarkStart w:id="0" w:name="_GoBack"/>
-      <w:bookmarkEnd w:id="0"/>
     </w:p>
     <w:p>
       <w:pPr>
@@ -91,35 +89,10 @@
           <w:sz w:val="19"/>
           <w:szCs w:val="19"/>
         </w:rPr>
-        <w:t>tylerrobertsdev@outlook.com</w:t>
-      </w:r>
-      <w:r>
-        <w:rPr>
-          <w:rFonts w:ascii="Arial" w:eastAsia="Arial" w:hAnsi="Arial" w:cs="Arial"/>
-          <w:color w:val="4B5563"/>
-          <w:sz w:val="19"/>
-          <w:szCs w:val="19"/>
-        </w:rPr>
-        <w:t xml:space="preserve"> | </w:t>
-      </w:r>
-      <w:r>
-        <w:rPr>
-          <w:rFonts w:ascii="Arial" w:eastAsia="Arial" w:hAnsi="Arial" w:cs="Arial"/>
-          <w:color w:val="4B5563"/>
-          <w:sz w:val="19"/>
-          <w:szCs w:val="19"/>
-        </w:rPr>
-        <w:t>linkedin.com/in/tyler-roberts-1454473b4</w:t>
-      </w:r>
-      <w:r>
-        <w:rPr>
-          <w:rFonts w:ascii="Arial" w:eastAsia="Arial" w:hAnsi="Arial" w:cs="Arial"/>
-          <w:color w:val="4B5563"/>
-          <w:sz w:val="19"/>
-          <w:szCs w:val="19"/>
-        </w:rPr>
-        <w:t xml:space="preserve"> | Florida, United States | +1 (321) 376-7095</w:t>
-      </w:r>
+        <w:t>tyler.r.dev@outlook.com | linkedin.com/in/tyler-r-5788a13ba | Florida, United States | +1 (321) 376-7095</w:t>
+      </w:r>
+      <w:bookmarkStart w:id="0" w:name="_GoBack"/>
+      <w:bookmarkEnd w:id="0"/>
     </w:p>
     <w:p>
       <w:pPr>
@@ -154,21 +127,12 @@
         </w:rPr>
         <w:t xml:space="preserve">Senior Android Engineer with 10+ years building consumer and business mobile products across </w:t>
       </w:r>
-      <w:proofErr w:type="spellStart"/>
-      <w:r>
-        <w:rPr>
-          <w:rStyle w:val="Strong"/>
-          <w:sz w:val="22"/>
-        </w:rPr>
-        <w:t>SaaS</w:t>
-      </w:r>
-      <w:proofErr w:type="spellEnd"/>
-      <w:r>
-        <w:rPr>
-          <w:rStyle w:val="Strong"/>
-          <w:sz w:val="22"/>
-        </w:rPr>
-        <w:t>, marketplace, on-demand service, and data-driven platform</w:t>
+      <w:r>
+        <w:rPr>
+          <w:rStyle w:val="Strong"/>
+          <w:sz w:val="22"/>
+        </w:rPr>
+        <w:t>SaaS, marketplace, on-demand service, and data-driven platform</w:t>
       </w:r>
       <w:r>
         <w:rPr>
@@ -693,21 +657,7 @@
         <w:rPr>
           <w:sz w:val="22"/>
         </w:rPr>
-        <w:t xml:space="preserve"> — </w:t>
-      </w:r>
-      <w:proofErr w:type="spellStart"/>
-      <w:r>
-        <w:rPr>
-          <w:sz w:val="22"/>
-        </w:rPr>
-        <w:t>JUnit</w:t>
-      </w:r>
-      <w:proofErr w:type="spellEnd"/>
-      <w:r>
-        <w:rPr>
-          <w:sz w:val="22"/>
-        </w:rPr>
-        <w:t xml:space="preserve">, Espresso, </w:t>
+        <w:t xml:space="preserve"> — JUnit, Espresso, </w:t>
       </w:r>
       <w:proofErr w:type="spellStart"/>
       <w:r>
@@ -773,49 +723,21 @@
         <w:rPr>
           <w:sz w:val="22"/>
         </w:rPr>
-        <w:t xml:space="preserve">, </w:t>
+        <w:t xml:space="preserve">, GitHub, </w:t>
       </w:r>
       <w:proofErr w:type="spellStart"/>
       <w:r>
         <w:rPr>
           <w:sz w:val="22"/>
         </w:rPr>
-        <w:t>GitHub</w:t>
+        <w:t>Bitbucket</w:t>
       </w:r>
       <w:proofErr w:type="spellEnd"/>
       <w:r>
         <w:rPr>
           <w:sz w:val="22"/>
         </w:rPr>
-        <w:t xml:space="preserve">, </w:t>
-      </w:r>
-      <w:proofErr w:type="spellStart"/>
-      <w:r>
-        <w:rPr>
-          <w:sz w:val="22"/>
-        </w:rPr>
-        <w:t>Bitbucket</w:t>
-      </w:r>
-      <w:proofErr w:type="spellEnd"/>
-      <w:r>
-        <w:rPr>
-          <w:sz w:val="22"/>
-        </w:rPr>
-        <w:t xml:space="preserve">, Jenkins, </w:t>
-      </w:r>
-      <w:proofErr w:type="spellStart"/>
-      <w:r>
-        <w:rPr>
-          <w:sz w:val="22"/>
-        </w:rPr>
-        <w:t>GitHub</w:t>
-      </w:r>
-      <w:proofErr w:type="spellEnd"/>
-      <w:r>
-        <w:rPr>
-          <w:sz w:val="22"/>
-        </w:rPr>
-        <w:t xml:space="preserve"> Actions, </w:t>
+        <w:t xml:space="preserve">, Jenkins, GitHub Actions, </w:t>
       </w:r>
       <w:proofErr w:type="spellStart"/>
       <w:r>
@@ -1696,7 +1618,6 @@
         </w:rPr>
         <w:t xml:space="preserve">Introduced unit and UI testing coverage for high-risk flows using </w:t>
       </w:r>
-      <w:proofErr w:type="spellStart"/>
       <w:r>
         <w:rPr>
           <w:rStyle w:val="Strong"/>
@@ -1704,7 +1625,6 @@
         </w:rPr>
         <w:t>JUnit</w:t>
       </w:r>
-      <w:proofErr w:type="spellEnd"/>
       <w:r>
         <w:rPr>
           <w:sz w:val="22"/>
